--- a/security_scanner/docs/OUTSTANDING.docx
+++ b/security_scanner/docs/OUTSTANDING.docx
@@ -2925,20 +2925,7 @@
               <w:rPr>
                 <w:sz w:val="19"/>
               </w:rPr>
-              <w:t xml:space="preserve">Bias correction on </w:t>
-            </w:r>
-            <w:r>
-              <w:rPr>
-                <w:rFonts w:ascii="Consolas" w:hAnsi="Consolas"/>
-                <w:sz w:val="19"/>
-              </w:rPr>
-              <w:t>lower_tier_upsell</w:t>
-            </w:r>
-            <w:r>
-              <w:rPr>
-                <w:sz w:val="19"/>
-              </w:rPr>
-              <w:t xml:space="preserve"> benchmark cohort</w:t>
+              <w:t>WAF coverage-loading constant calibration (SCN-029)</w:t>
             </w:r>
           </w:p>
         </w:tc>
@@ -2954,9 +2941,29 @@
             </w:r>
             <w:r>
               <w:rPr>
-                <w:sz w:val="19"/>
-              </w:rPr>
-              <w:t>Cohort may not be SA median; pool composition disclosed in report. Future: source-class weighting in percentile calculation.</w:t>
+                <w:rFonts w:ascii="Consolas" w:hAnsi="Consolas"/>
+                <w:sz w:val="19"/>
+              </w:rPr>
+              <w:t>K_TAIL=1.20</w:t>
+            </w:r>
+            <w:r>
+              <w:rPr>
+                <w:sz w:val="19"/>
+              </w:rPr>
+              <w:t xml:space="preserve"> in </w:t>
+            </w:r>
+            <w:r>
+              <w:rPr>
+                <w:rFonts w:ascii="Consolas" w:hAnsi="Consolas"/>
+                <w:sz w:val="19"/>
+              </w:rPr>
+              <w:t>_calculate_zar</w:t>
+            </w:r>
+            <w:r>
+              <w:rPr>
+                <w:sz w:val="19"/>
+              </w:rPr>
+              <w:t xml:space="preserve"> sets how aggressively the catastrophe tail widens per unit of lost scan coverage. Heuristic — calibrate against rescan deltas (blinded scan vs allow-listed rescan of the same target) once continuous monitoring provides paired observations. Only the ZAR path is loaded; the dead USD path is not.</w:t>
             </w:r>
           </w:p>
         </w:tc>
@@ -2977,7 +2984,20 @@
               <w:rPr>
                 <w:sz w:val="19"/>
               </w:rPr>
-              <w:t>GPD tail fit MLE upgrade (currently method-of-moments + pure numpy)</w:t>
+              <w:t xml:space="preserve">Bias correction on </w:t>
+            </w:r>
+            <w:r>
+              <w:rPr>
+                <w:rFonts w:ascii="Consolas" w:hAnsi="Consolas"/>
+                <w:sz w:val="19"/>
+              </w:rPr>
+              <w:t>lower_tier_upsell</w:t>
+            </w:r>
+            <w:r>
+              <w:rPr>
+                <w:sz w:val="19"/>
+              </w:rPr>
+              <w:t xml:space="preserve"> benchmark cohort</w:t>
             </w:r>
           </w:p>
         </w:tc>
@@ -2985,6 +3005,44 @@
           <w:tcPr>
             <w:tcW w:type="dxa" w:w="4986"/>
             <w:shd w:val="clear" w:color="auto" w:fill="F2F7FA"/>
+          </w:tcPr>
+          <w:p>
+            <w:r>
+              <w:rPr>
+                <w:sz w:val="19"/>
+              </w:rPr>
+            </w:r>
+            <w:r>
+              <w:rPr>
+                <w:sz w:val="19"/>
+              </w:rPr>
+              <w:t>Cohort may not be SA median; pool composition disclosed in report. Future: source-class weighting in percentile calculation.</w:t>
+            </w:r>
+          </w:p>
+        </w:tc>
+      </w:tr>
+      <w:tr>
+        <w:tc>
+          <w:tcPr>
+            <w:tcW w:type="dxa" w:w="4986"/>
+          </w:tcPr>
+          <w:p>
+            <w:r>
+              <w:rPr>
+                <w:sz w:val="19"/>
+              </w:rPr>
+            </w:r>
+            <w:r>
+              <w:rPr>
+                <w:sz w:val="19"/>
+              </w:rPr>
+              <w:t>GPD tail fit MLE upgrade (currently method-of-moments + pure numpy)</w:t>
+            </w:r>
+          </w:p>
+        </w:tc>
+        <w:tc>
+          <w:tcPr>
+            <w:tcW w:type="dxa" w:w="4986"/>
           </w:tcPr>
           <w:p>
             <w:r>
@@ -3106,12 +3164,6 @@
             </w:r>
             <w:r>
               <w:rPr>
-                <w:sz w:val="19"/>
-              </w:rPr>
-              <w:t xml:space="preserve">Auto-regenerated via </w:t>
-            </w:r>
-            <w:r>
-              <w:rPr>
                 <w:rFonts w:ascii="Consolas" w:hAnsi="Consolas"/>
                 <w:sz w:val="19"/>
               </w:rPr>
@@ -3121,20 +3173,98 @@
               <w:rPr>
                 <w:sz w:val="19"/>
               </w:rPr>
-              <w:t xml:space="preserve"> whenever </w:t>
+              <w:t xml:space="preserve"> — </w:t>
+            </w:r>
+            <w:r>
+              <w:rPr>
+                <w:b/>
+                <w:sz w:val="19"/>
+              </w:rPr>
+              <w:t>monolithic generator with all content inline</w:t>
+            </w:r>
+            <w:r>
+              <w:rPr>
+                <w:sz w:val="19"/>
+              </w:rPr>
+              <w:t xml:space="preserve">; writes </w:t>
             </w:r>
             <w:r>
               <w:rPr>
                 <w:rFonts w:ascii="Consolas" w:hAnsi="Consolas"/>
                 <w:sz w:val="19"/>
               </w:rPr>
+              <w:t>Phishield_Cyber_Risk_Scanner_User_Manual.docx</w:t>
+            </w:r>
+            <w:r>
+              <w:rPr>
+                <w:sz w:val="19"/>
+              </w:rPr>
+              <w:t xml:space="preserve">. ⚠ </w:t>
+            </w:r>
+            <w:r>
+              <w:rPr>
+                <w:rFonts w:ascii="Consolas" w:hAnsi="Consolas"/>
+                <w:sz w:val="19"/>
+              </w:rPr>
               <w:t>manual_parts/</w:t>
             </w:r>
             <w:r>
               <w:rPr>
                 <w:sz w:val="19"/>
               </w:rPr>
-              <w:t xml:space="preserve"> changes</w:t>
+              <w:t xml:space="preserve"> (part1-6 + </w:t>
+            </w:r>
+            <w:r>
+              <w:rPr>
+                <w:rFonts w:ascii="Consolas" w:hAnsi="Consolas"/>
+                <w:sz w:val="19"/>
+              </w:rPr>
+              <w:t>helpers.py</w:t>
+            </w:r>
+            <w:r>
+              <w:rPr>
+                <w:sz w:val="19"/>
+              </w:rPr>
+              <w:t xml:space="preserve">, each with a </w:t>
+            </w:r>
+            <w:r>
+              <w:rPr>
+                <w:rFonts w:ascii="Consolas" w:hAnsi="Consolas"/>
+                <w:sz w:val="19"/>
+              </w:rPr>
+              <w:t>build(doc)</w:t>
+            </w:r>
+            <w:r>
+              <w:rPr>
+                <w:sz w:val="19"/>
+              </w:rPr>
+              <w:t xml:space="preserve">) is a separate, </w:t>
+            </w:r>
+            <w:r>
+              <w:rPr>
+                <w:b/>
+                <w:sz w:val="19"/>
+              </w:rPr>
+              <w:t>not-yet-wired</w:t>
+            </w:r>
+            <w:r>
+              <w:rPr>
+                <w:sz w:val="19"/>
+              </w:rPr>
+              <w:t xml:space="preserve"> refactor — editing it does NOT affect the deliverable. Edit </w:t>
+            </w:r>
+            <w:r>
+              <w:rPr>
+                <w:rFonts w:ascii="Consolas" w:hAnsi="Consolas"/>
+                <w:sz w:val="19"/>
+              </w:rPr>
+              <w:t>generate_manual.py</w:t>
+            </w:r>
+            <w:r>
+              <w:rPr>
+                <w:sz w:val="19"/>
+              </w:rPr>
+              <w:t xml:space="preserve"> directly until the refactor is adopted (then this note must change).</w:t>
             </w:r>
           </w:p>
         </w:tc>

--- a/security_scanner/docs/OUTSTANDING.docx
+++ b/security_scanner/docs/OUTSTANDING.docx
@@ -3173,98 +3173,111 @@
               <w:rPr>
                 <w:sz w:val="19"/>
               </w:rPr>
-              <w:t xml:space="preserve"> — </w:t>
+              <w:t xml:space="preserve"> — now a </w:t>
             </w:r>
             <w:r>
               <w:rPr>
                 <w:b/>
                 <w:sz w:val="19"/>
               </w:rPr>
-              <w:t>monolithic generator with all content inline</w:t>
-            </w:r>
-            <w:r>
-              <w:rPr>
-                <w:sz w:val="19"/>
-              </w:rPr>
-              <w:t xml:space="preserve">; writes </w:t>
+              <w:t>thin orchestrator</w:t>
+            </w:r>
+            <w:r>
+              <w:rPr>
+                <w:sz w:val="19"/>
+              </w:rPr>
+              <w:t xml:space="preserve"> that assembles </w:t>
             </w:r>
             <w:r>
               <w:rPr>
                 <w:rFonts w:ascii="Consolas" w:hAnsi="Consolas"/>
                 <w:sz w:val="19"/>
               </w:rPr>
+              <w:t>manual_parts/part1-6</w:t>
+            </w:r>
+            <w:r>
+              <w:rPr>
+                <w:sz w:val="19"/>
+              </w:rPr>
+              <w:t xml:space="preserve"> (each </w:t>
+            </w:r>
+            <w:r>
+              <w:rPr>
+                <w:rFonts w:ascii="Consolas" w:hAnsi="Consolas"/>
+                <w:sz w:val="19"/>
+              </w:rPr>
+              <w:t>build(doc)</w:t>
+            </w:r>
+            <w:r>
+              <w:rPr>
+                <w:sz w:val="19"/>
+              </w:rPr>
+              <w:t xml:space="preserve">); writes </w:t>
+            </w:r>
+            <w:r>
+              <w:rPr>
+                <w:rFonts w:ascii="Consolas" w:hAnsi="Consolas"/>
+                <w:sz w:val="19"/>
+              </w:rPr>
               <w:t>Phishield_Cyber_Risk_Scanner_User_Manual.docx</w:t>
             </w:r>
             <w:r>
               <w:rPr>
                 <w:sz w:val="19"/>
               </w:rPr>
-              <w:t xml:space="preserve">. ⚠ </w:t>
+              <w:t xml:space="preserve">. </w:t>
+            </w:r>
+            <w:r>
+              <w:rPr>
+                <w:b/>
+                <w:sz w:val="19"/>
+              </w:rPr>
+              <w:t>Edit content in `manual_parts/`</w:t>
+            </w:r>
+            <w:r>
+              <w:rPr>
+                <w:sz w:val="19"/>
+              </w:rPr>
+              <w:t xml:space="preserve"> (not the orchestrator). Helpers live in </w:t>
             </w:r>
             <w:r>
               <w:rPr>
                 <w:rFonts w:ascii="Consolas" w:hAnsi="Consolas"/>
                 <w:sz w:val="19"/>
               </w:rPr>
-              <w:t>manual_parts/</w:t>
-            </w:r>
-            <w:r>
-              <w:rPr>
-                <w:sz w:val="19"/>
-              </w:rPr>
-              <w:t xml:space="preserve"> (part1-6 + </w:t>
+              <w:t>manual_parts/helpers.py</w:t>
+            </w:r>
+            <w:r>
+              <w:rPr>
+                <w:sz w:val="19"/>
+              </w:rPr>
+              <w:t xml:space="preserve"> (aliased by top-level </w:t>
             </w:r>
             <w:r>
               <w:rPr>
                 <w:rFonts w:ascii="Consolas" w:hAnsi="Consolas"/>
                 <w:sz w:val="19"/>
               </w:rPr>
-              <w:t>helpers.py</w:t>
-            </w:r>
-            <w:r>
-              <w:rPr>
-                <w:sz w:val="19"/>
-              </w:rPr>
-              <w:t xml:space="preserve">, each with a </w:t>
+              <w:t>manual_helpers.py</w:t>
+            </w:r>
+            <w:r>
+              <w:rPr>
+                <w:sz w:val="19"/>
+              </w:rPr>
+              <w:t xml:space="preserve">); part1 uses </w:t>
             </w:r>
             <w:r>
               <w:rPr>
                 <w:rFonts w:ascii="Consolas" w:hAnsi="Consolas"/>
                 <w:sz w:val="19"/>
               </w:rPr>
-              <w:t>build(doc)</w:t>
-            </w:r>
-            <w:r>
-              <w:rPr>
-                <w:sz w:val="19"/>
-              </w:rPr>
-              <w:t xml:space="preserve">) is a separate, </w:t>
-            </w:r>
-            <w:r>
-              <w:rPr>
-                <w:b/>
-                <w:sz w:val="19"/>
-              </w:rPr>
-              <w:t>not-yet-wired</w:t>
-            </w:r>
-            <w:r>
-              <w:rPr>
-                <w:sz w:val="19"/>
-              </w:rPr>
-              <w:t xml:space="preserve"> refactor — editing it does NOT affect the deliverable. Edit </w:t>
-            </w:r>
-            <w:r>
-              <w:rPr>
-                <w:rFonts w:ascii="Consolas" w:hAnsi="Consolas"/>
-                <w:sz w:val="19"/>
-              </w:rPr>
-              <w:t>generate_manual.py</w:t>
-            </w:r>
-            <w:r>
-              <w:rPr>
-                <w:sz w:val="19"/>
-              </w:rPr>
-              <w:t xml:space="preserve"> directly until the refactor is adopted (then this note must change).</w:t>
+              <w:t>set_helpers()</w:t>
+            </w:r>
+            <w:r>
+              <w:rPr>
+                <w:sz w:val="19"/>
+              </w:rPr>
+              <w:t xml:space="preserve"> injection, parts 2-6 import directly. The pre-2026-05-18 monolith is retired but preserved in git history (commit before the cutover) if ever needed.</w:t>
             </w:r>
           </w:p>
         </w:tc>

--- a/security_scanner/docs/OUTSTANDING.docx
+++ b/security_scanner/docs/OUTSTANDING.docx
@@ -831,7 +831,33 @@
               <w:rPr>
                 <w:sz w:val="19"/>
               </w:rPr>
-              <w:t>Free (1 IP/month)</w:t>
+              <w:t xml:space="preserve">Free </w:t>
+            </w:r>
+            <w:r>
+              <w:rPr>
+                <w:rFonts w:ascii="Consolas" w:hAnsi="Consolas"/>
+                <w:sz w:val="19"/>
+              </w:rPr>
+              <w:t>oss</w:t>
+            </w:r>
+            <w:r>
+              <w:rPr>
+                <w:sz w:val="19"/>
+              </w:rPr>
+              <w:t xml:space="preserve"> (0 query credits — confirmed via </w:t>
+            </w:r>
+            <w:r>
+              <w:rPr>
+                <w:rFonts w:ascii="Consolas" w:hAnsi="Consolas"/>
+                <w:sz w:val="19"/>
+              </w:rPr>
+              <w:t>/api-info</w:t>
+            </w:r>
+            <w:r>
+              <w:rPr>
+                <w:sz w:val="19"/>
+              </w:rPr>
+              <w:t xml:space="preserve"> 2026-05-29)</w:t>
             </w:r>
           </w:p>
         </w:tc>
@@ -847,9 +873,29 @@
             </w:r>
             <w:r>
               <w:rPr>
-                <w:sz w:val="19"/>
-              </w:rPr>
-              <w:t>Paid tier supporting ~30 IP lookups/day</w:t>
+                <w:b/>
+                <w:sz w:val="19"/>
+              </w:rPr>
+              <w:t>Freelancer ($69/mo, 10,000 query credits)</w:t>
+            </w:r>
+            <w:r>
+              <w:rPr>
+                <w:sz w:val="19"/>
+              </w:rPr>
+              <w:t xml:space="preserve"> unlocks search + origin cert-search. One-time </w:t>
+            </w:r>
+            <w:r>
+              <w:rPr>
+                <w:b/>
+                <w:sz w:val="19"/>
+              </w:rPr>
+              <w:t>Membership (~$49, 100 credits/mo)</w:t>
+            </w:r>
+            <w:r>
+              <w:rPr>
+                <w:sz w:val="19"/>
+              </w:rPr>
+              <w:t xml:space="preserve"> is a low-volume stopgap.</w:t>
             </w:r>
           </w:p>
         </w:tc>
@@ -867,7 +913,20 @@
               <w:rPr>
                 <w:sz w:val="19"/>
               </w:rPr>
-              <w:t>R5-10k/month for 7 months</w:t>
+              <w:t xml:space="preserve">~$69/mo (≈R1,300) if per-IP vuln data stays on free InternetDB and only origin cert-search spends credits (~1 credit/scan). Higher only if per-IP </w:t>
+            </w:r>
+            <w:r>
+              <w:rPr>
+                <w:rFonts w:ascii="Consolas" w:hAnsi="Consolas"/>
+                <w:sz w:val="19"/>
+              </w:rPr>
+              <w:t>/shodan/host/{ip}</w:t>
+            </w:r>
+            <w:r>
+              <w:rPr>
+                <w:sz w:val="19"/>
+              </w:rPr>
+              <w:t xml:space="preserve"> lookups are also moved to the paid API.</w:t>
             </w:r>
           </w:p>
         </w:tc>
@@ -885,7 +944,14 @@
               <w:rPr>
                 <w:sz w:val="19"/>
               </w:rPr>
-              <w:t>Before 1 July 2026</w:t>
+              <w:t xml:space="preserve">Before 1 July 2026 — </w:t>
+            </w:r>
+            <w:r>
+              <w:rPr>
+                <w:b/>
+                <w:sz w:val="19"/>
+              </w:rPr>
+              <w:t>also gates origin IP discovery (see §5, item 4c), which is a scanner-breaking RDP false-negative on CDN-fronted targets</w:t>
             </w:r>
           </w:p>
         </w:tc>
@@ -925,7 +991,7 @@
               <w:rPr>
                 <w:sz w:val="19"/>
               </w:rPr>
-              <w:t>Free (100/month)</w:t>
+              <w:t>Free (100/month; history endpoint works on current key — confirmed 2026-05-29, NOT paid-gated)</w:t>
             </w:r>
           </w:p>
         </w:tc>
@@ -1271,6 +1337,371 @@
       </w:tr>
     </w:tbl>
     <w:p/>
+    <w:p>
+      <w:pPr>
+        <w:spacing w:before="200" w:after="40"/>
+      </w:pPr>
+      <w:r>
+        <w:rPr>
+          <w:b/>
+          <w:color w:val="0F2744"/>
+          <w:sz w:val="22"/>
+        </w:rPr>
+        <w:t>Shodan origin cert-search — how to make it live</w:t>
+      </w:r>
+    </w:p>
+    <w:p>
+      <w:r>
+        <w:t>Origin IP discovery (</w:t>
+      </w:r>
+      <w:r>
+        <w:rPr>
+          <w:rFonts w:ascii="Consolas" w:hAnsi="Consolas"/>
+          <w:sz w:val="18"/>
+        </w:rPr>
+        <w:t>origin_discovery.py</w:t>
+      </w:r>
+      <w:r>
+        <w:t xml:space="preserve">) is </w:t>
+      </w:r>
+      <w:r>
+        <w:rPr>
+          <w:b/>
+        </w:rPr>
+        <w:t>already wired and deployed</w:t>
+      </w:r>
+      <w:r>
+        <w:t>.</w:t>
+      </w:r>
+    </w:p>
+    <w:p>
+      <w:r>
+        <w:t>It works in two stages and the paid stage **auto-activates the moment a paid</w:t>
+      </w:r>
+    </w:p>
+    <w:p>
+      <w:r>
+        <w:t>key is in place — no code change or redeploy of logic is needed**:</w:t>
+      </w:r>
+    </w:p>
+    <w:p>
+      <w:pPr>
+        <w:pStyle w:val="ListBullet"/>
+      </w:pPr>
+      <w:r>
+        <w:rPr>
+          <w:b/>
+        </w:rPr>
+        <w:t>Free stage (live now):</w:t>
+      </w:r>
+      <w:r>
+        <w:t xml:space="preserve"> </w:t>
+      </w:r>
+      <w:r>
+        <w:rPr>
+          <w:rFonts w:ascii="Consolas" w:hAnsi="Consolas"/>
+          <w:sz w:val="18"/>
+        </w:rPr>
+        <w:t>/shodan/host/count</w:t>
+      </w:r>
+      <w:r>
+        <w:t xml:space="preserve"> returns how many internet</w:t>
+      </w:r>
+    </w:p>
+    <w:p>
+      <w:r>
+        <w:t xml:space="preserve">   hosts present the target's TLS certificate. Surfaced in the report as the</w:t>
+      </w:r>
+    </w:p>
+    <w:p>
+      <w:r>
+        <w:t xml:space="preserve">   "Origin IP Discovery" card. When that count exceeds the origins we confirm</w:t>
+      </w:r>
+    </w:p>
+    <w:p>
+      <w:r>
+        <w:t xml:space="preserve">   via DNS history, the report flags a likely </w:t>
+      </w:r>
+      <w:r>
+        <w:rPr>
+          <w:b/>
+        </w:rPr>
+        <w:t>undiscovered exposed origin</w:t>
+      </w:r>
+      <w:r>
+        <w:t>.</w:t>
+      </w:r>
+    </w:p>
+    <w:p>
+      <w:pPr>
+        <w:pStyle w:val="ListBullet"/>
+      </w:pPr>
+      <w:r>
+        <w:rPr>
+          <w:b/>
+        </w:rPr>
+        <w:t>Paid stage (pending key):</w:t>
+      </w:r>
+      <w:r>
+        <w:t xml:space="preserve"> </w:t>
+      </w:r>
+      <w:r>
+        <w:rPr>
+          <w:rFonts w:ascii="Consolas" w:hAnsi="Consolas"/>
+          <w:sz w:val="18"/>
+        </w:rPr>
+        <w:t>/shodan/host/search</w:t>
+      </w:r>
+      <w:r>
+        <w:t xml:space="preserve"> returns the actual</w:t>
+      </w:r>
+    </w:p>
+    <w:p>
+      <w:r>
+        <w:t xml:space="preserve">   origin IPs. On the free </w:t>
+      </w:r>
+      <w:r>
+        <w:rPr>
+          <w:rFonts w:ascii="Consolas" w:hAnsi="Consolas"/>
+          <w:sz w:val="18"/>
+        </w:rPr>
+        <w:t>oss</w:t>
+      </w:r>
+      <w:r>
+        <w:t xml:space="preserve"> plan it returns HTTP 403 and we fall back to</w:t>
+      </w:r>
+    </w:p>
+    <w:p>
+      <w:r>
+        <w:t xml:space="preserve">   count-only. On a paid plan it returns the IPs, which are then TLS-cert</w:t>
+      </w:r>
+    </w:p>
+    <w:p>
+      <w:r>
+        <w:t xml:space="preserve">   verified and scanned like any other origin.</w:t>
+      </w:r>
+    </w:p>
+    <w:p>
+      <w:r>
+        <w:rPr>
+          <w:b/>
+        </w:rPr>
+        <w:t>Go-live steps:</w:t>
+      </w:r>
+    </w:p>
+    <w:p>
+      <w:pPr>
+        <w:pStyle w:val="ListBullet"/>
+      </w:pPr>
+      <w:r>
+        <w:t xml:space="preserve">Buy a Shodan plan — </w:t>
+      </w:r>
+      <w:r>
+        <w:rPr>
+          <w:b/>
+        </w:rPr>
+        <w:t>Freelancer ($69/mo)</w:t>
+      </w:r>
+      <w:r>
+        <w:t xml:space="preserve"> recommended (10,000 query</w:t>
+      </w:r>
+    </w:p>
+    <w:p>
+      <w:r>
+        <w:t xml:space="preserve">   credits/mo); or one-time </w:t>
+      </w:r>
+      <w:r>
+        <w:rPr>
+          <w:b/>
+        </w:rPr>
+        <w:t>Membership (~$49)</w:t>
+      </w:r>
+      <w:r>
+        <w:t xml:space="preserve"> for low volume. Buy it on</w:t>
+      </w:r>
+    </w:p>
+    <w:p>
+      <w:r>
+        <w:t xml:space="preserve">   the Shodan account </w:t>
+      </w:r>
+      <w:r>
+        <w:rPr>
+          <w:b/>
+        </w:rPr>
+        <w:t>whose API key is already set in Render</w:t>
+      </w:r>
+      <w:r>
+        <w:t xml:space="preserve"> (so credits</w:t>
+      </w:r>
+    </w:p>
+    <w:p>
+      <w:r>
+        <w:t xml:space="preserve">   attach to that key), or buy on a new account and update the key in step 2.</w:t>
+      </w:r>
+    </w:p>
+    <w:p>
+      <w:pPr>
+        <w:pStyle w:val="ListBullet"/>
+      </w:pPr>
+      <w:r>
+        <w:t xml:space="preserve">Set / confirm </w:t>
+      </w:r>
+      <w:r>
+        <w:rPr>
+          <w:rFonts w:ascii="Consolas" w:hAnsi="Consolas"/>
+          <w:sz w:val="18"/>
+        </w:rPr>
+        <w:t>SHODAN_API_KEY</w:t>
+      </w:r>
+      <w:r>
+        <w:t xml:space="preserve"> in the Render environment for the scanner</w:t>
+      </w:r>
+    </w:p>
+    <w:p>
+      <w:r>
+        <w:t xml:space="preserve">   service (Render → service → Environment). No code change required.</w:t>
+      </w:r>
+    </w:p>
+    <w:p>
+      <w:pPr>
+        <w:pStyle w:val="ListBullet"/>
+      </w:pPr>
+      <w:r>
+        <w:t xml:space="preserve">(Optional) verify with </w:t>
+      </w:r>
+      <w:r>
+        <w:rPr>
+          <w:rFonts w:ascii="Consolas" w:hAnsi="Consolas"/>
+          <w:sz w:val="18"/>
+        </w:rPr>
+        <w:t>GET https://api.shodan.io/api-info?key=...</w:t>
+      </w:r>
+      <w:r>
+        <w:t xml:space="preserve"> —</w:t>
+      </w:r>
+    </w:p>
+    <w:p>
+      <w:r>
+        <w:t xml:space="preserve">   </w:t>
+      </w:r>
+      <w:r>
+        <w:rPr>
+          <w:rFonts w:ascii="Consolas" w:hAnsi="Consolas"/>
+          <w:sz w:val="18"/>
+        </w:rPr>
+        <w:t>query_credits</w:t>
+      </w:r>
+      <w:r>
+        <w:t xml:space="preserve"> should be &gt; 0 and </w:t>
+      </w:r>
+      <w:r>
+        <w:rPr>
+          <w:rFonts w:ascii="Consolas" w:hAnsi="Consolas"/>
+          <w:sz w:val="18"/>
+        </w:rPr>
+        <w:t>plan</w:t>
+      </w:r>
+      <w:r>
+        <w:t xml:space="preserve"> should read </w:t>
+      </w:r>
+      <w:r>
+        <w:rPr>
+          <w:rFonts w:ascii="Consolas" w:hAnsi="Consolas"/>
+          <w:sz w:val="18"/>
+        </w:rPr>
+        <w:t>dev</w:t>
+      </w:r>
+      <w:r>
+        <w:t>/</w:t>
+      </w:r>
+      <w:r>
+        <w:rPr>
+          <w:rFonts w:ascii="Consolas" w:hAnsi="Consolas"/>
+          <w:sz w:val="18"/>
+        </w:rPr>
+        <w:t>member</w:t>
+      </w:r>
+      <w:r>
+        <w:t>/etc.,</w:t>
+      </w:r>
+    </w:p>
+    <w:p>
+      <w:r>
+        <w:t xml:space="preserve">   not </w:t>
+      </w:r>
+      <w:r>
+        <w:rPr>
+          <w:rFonts w:ascii="Consolas" w:hAnsi="Consolas"/>
+          <w:sz w:val="18"/>
+        </w:rPr>
+        <w:t>oss</w:t>
+      </w:r>
+      <w:r>
+        <w:t>.</w:t>
+      </w:r>
+    </w:p>
+    <w:p>
+      <w:pPr>
+        <w:pStyle w:val="ListBullet"/>
+      </w:pPr>
+      <w:r>
+        <w:t>Next scan of a CDN-fronted domain will retrieve + verify + scan the real</w:t>
+      </w:r>
+    </w:p>
+    <w:p>
+      <w:r>
+        <w:t xml:space="preserve">   origin IPs automatically; the "Origin IP Discovery" card switches from a</w:t>
+      </w:r>
+    </w:p>
+    <w:p>
+      <w:r>
+        <w:t xml:space="preserve">   count-only hint to listing the verified origins.</w:t>
+      </w:r>
+    </w:p>
+    <w:p>
+      <w:r>
+        <w:t xml:space="preserve">Budget note: keep per-IP vulnerability data on the </w:t>
+      </w:r>
+      <w:r>
+        <w:rPr>
+          <w:b/>
+        </w:rPr>
+        <w:t>free InternetDB</w:t>
+      </w:r>
+      <w:r>
+        <w:t xml:space="preserve"> path</w:t>
+      </w:r>
+    </w:p>
+    <w:p>
+      <w:r>
+        <w:t>(current default) so Shodan credits are spent only on the ~1-credit-per-scan</w:t>
+      </w:r>
+    </w:p>
+    <w:p>
+      <w:r>
+        <w:t xml:space="preserve">cert-search. Moving </w:t>
+      </w:r>
+      <w:r>
+        <w:rPr>
+          <w:rFonts w:ascii="Consolas" w:hAnsi="Consolas"/>
+          <w:sz w:val="18"/>
+        </w:rPr>
+        <w:t>/shodan/host/{ip}</w:t>
+      </w:r>
+      <w:r>
+        <w:t xml:space="preserve"> per-IP lookups onto the paid API is</w:t>
+      </w:r>
+    </w:p>
+    <w:p>
+      <w:r>
+        <w:t>the larger credit consumer (~1 credit per discovered IP per scan) and is a</w:t>
+      </w:r>
+    </w:p>
+    <w:p>
+      <w:r>
+        <w:t>separate decision.</w:t>
+      </w:r>
+    </w:p>
     <w:p>
       <w:pPr>
         <w:spacing w:before="280" w:after="80"/>
@@ -2072,7 +2503,7 @@
               <w:rPr>
                 <w:sz w:val="19"/>
               </w:rPr>
-              <w:t>CDN origin IP leakage</w:t>
+              <w:t>CDN origin IP leakage / origin discovery</w:t>
             </w:r>
           </w:p>
         </w:tc>
@@ -2089,9 +2520,29 @@
             </w:r>
             <w:r>
               <w:rPr>
-                <w:sz w:val="19"/>
-              </w:rPr>
-              <w:t>Open</w:t>
+                <w:b/>
+                <w:sz w:val="19"/>
+              </w:rPr>
+              <w:t>Partial — implemented (`origin_discovery.py`, 2026-05-29):</w:t>
+            </w:r>
+            <w:r>
+              <w:rPr>
+                <w:sz w:val="19"/>
+              </w:rPr>
+              <w:t xml:space="preserve"> SecurityTrails historical-DNS candidates + TLS cert-match verification live; verified origins scanned, candidates surfaced. Free Shodan cert-host count hint live. </w:t>
+            </w:r>
+            <w:r>
+              <w:rPr>
+                <w:b/>
+                <w:sz w:val="19"/>
+              </w:rPr>
+              <w:t>Full Shodan cert-search IP retrieval pending paid key (see §2 go-live).</w:t>
+            </w:r>
+            <w:r>
+              <w:rPr>
+                <w:sz w:val="19"/>
+              </w:rPr>
+              <w:t xml:space="preserve"> Also: RDP exposure now reconciled across all discovered IPs, not just the apex (was a false-negative on CDN-fronted targets).</w:t>
             </w:r>
           </w:p>
         </w:tc>

--- a/security_scanner/docs/OUTSTANDING.docx
+++ b/security_scanner/docs/OUTSTANDING.docx
@@ -1181,7 +1181,39 @@
                 <w:b/>
                 <w:sz w:val="19"/>
               </w:rPr>
-              <w:t>Trial expired 2026-04-08</w:t>
+              <w:t>CRITICAL.</w:t>
+            </w:r>
+            <w:r>
+              <w:rPr>
+                <w:sz w:val="19"/>
+              </w:rPr>
+              <w:t xml:space="preserve"> Returning data in the 2026-05-29 live test (300 results: 260 leak + 40 paste mentions, with per-record dates) — the "expired 2026-04-08" note is stale, the configured key currently works. It is now </w:t>
+            </w:r>
+            <w:r>
+              <w:rPr>
+                <w:b/>
+                <w:sz w:val="19"/>
+              </w:rPr>
+              <w:t>load-bearing</w:t>
+            </w:r>
+            <w:r>
+              <w:rPr>
+                <w:sz w:val="19"/>
+              </w:rPr>
+              <w:t xml:space="preserve">: the 4th signal (active forum/dump circulation + recency dates) in the </w:t>
+            </w:r>
+            <w:r>
+              <w:rPr>
+                <w:b/>
+                <w:sz w:val="19"/>
+              </w:rPr>
+              <w:t>Credential Exposure Correlation</w:t>
+            </w:r>
+            <w:r>
+              <w:rPr>
+                <w:sz w:val="19"/>
+              </w:rPr>
+              <w:t>.</w:t>
             </w:r>
           </w:p>
         </w:tc>
@@ -1200,7 +1232,7 @@
               <w:rPr>
                 <w:sz w:val="19"/>
               </w:rPr>
-              <w:t>Pick alternative or remove from pipeline</w:t>
+              <w:t>Confirm a sustainable IntelX subscription OR equivalent (Snusbase / LeakCheck Pro / SpyCloud) — must persist, not lapse</w:t>
             </w:r>
           </w:p>
         </w:tc>
@@ -1219,7 +1251,7 @@
               <w:rPr>
                 <w:sz w:val="19"/>
               </w:rPr>
-              <w:t>Decision pending</w:t>
+              <w:t>TBD</w:t>
             </w:r>
           </w:p>
         </w:tc>
@@ -1236,9 +1268,16 @@
             </w:r>
             <w:r>
               <w:rPr>
-                <w:sz w:val="19"/>
-              </w:rPr>
-              <w:t>Before 1 July 2026</w:t>
+                <w:b/>
+                <w:sz w:val="19"/>
+              </w:rPr>
+              <w:t>CRITICAL — before shipping live.</w:t>
+            </w:r>
+            <w:r>
+              <w:rPr>
+                <w:sz w:val="19"/>
+              </w:rPr>
+              <w:t xml:space="preserve"> Credential correlation degrades gracefully without it ("monitoring pending") but loses the active-circulation signal + its main recency source.</w:t>
             </w:r>
           </w:p>
         </w:tc>

--- a/security_scanner/docs/OUTSTANDING.docx
+++ b/security_scanner/docs/OUTSTANDING.docx
@@ -1743,6 +1743,171 @@
     </w:p>
     <w:p>
       <w:pPr>
+        <w:spacing w:before="200" w:after="40"/>
+      </w:pPr>
+      <w:r>
+        <w:rPr>
+          <w:b/>
+          <w:color w:val="0F2744"/>
+          <w:sz w:val="22"/>
+        </w:rPr>
+        <w:t>IntelX (free tier) — current state + Wednesday testing</w:t>
+      </w:r>
+    </w:p>
+    <w:p>
+      <w:r>
+        <w:t xml:space="preserve">Confirmed 2026-05-29: the configured IntelX key </w:t>
+      </w:r>
+      <w:r>
+        <w:rPr>
+          <w:b/>
+        </w:rPr>
+        <w:t>works</w:t>
+      </w:r>
+      <w:r>
+        <w:t xml:space="preserve"> (the "trial expired"</w:t>
+      </w:r>
+    </w:p>
+    <w:p>
+      <w:r>
+        <w:t xml:space="preserve">note was stale). The </w:t>
+      </w:r>
+      <w:r>
+        <w:rPr>
+          <w:b/>
+        </w:rPr>
+        <w:t>free tier refreshes ~500 query credits/day</w:t>
+      </w:r>
+      <w:r>
+        <w:t xml:space="preserve"> (40</w:t>
+      </w:r>
+    </w:p>
+    <w:p>
+      <w:r>
+        <w:t xml:space="preserve">results/search) — i.e. it is </w:t>
+      </w:r>
+      <w:r>
+        <w:rPr>
+          <w:b/>
+        </w:rPr>
+        <w:t>recurring/daily</w:t>
+      </w:r>
+      <w:r>
+        <w:t>, not a one-off trial. So it</w:t>
+      </w:r>
+    </w:p>
+    <w:p>
+      <w:r>
+        <w:t xml:space="preserve">is usable now for </w:t>
+      </w:r>
+      <w:r>
+        <w:rPr>
+          <w:b/>
+        </w:rPr>
+        <w:t>low-volume / ad-hoc broker scans</w:t>
+      </w:r>
+      <w:r>
+        <w:t>, but the 40-results cap</w:t>
+      </w:r>
+    </w:p>
+    <w:p>
+      <w:r>
+        <w:t xml:space="preserve">and daily ceiling make it </w:t>
+      </w:r>
+      <w:r>
+        <w:rPr>
+          <w:b/>
+        </w:rPr>
+        <w:t>insufficient for the 4,000-client cohort</w:t>
+      </w:r>
+      <w:r>
+        <w:t>.</w:t>
+      </w:r>
+    </w:p>
+    <w:p>
+      <w:pPr>
+        <w:pStyle w:val="ListBullet"/>
+      </w:pPr>
+      <w:r>
+        <w:rPr>
+          <w:b/>
+        </w:rPr>
+        <w:t>Action (before 2026-06-03 calibration test):</w:t>
+      </w:r>
+      <w:r>
+        <w:t xml:space="preserve"> add </w:t>
+      </w:r>
+      <w:r>
+        <w:rPr>
+          <w:rFonts w:ascii="Consolas" w:hAnsi="Consolas"/>
+          <w:sz w:val="18"/>
+        </w:rPr>
+        <w:t>INTELX_API_KEY</w:t>
+      </w:r>
+      <w:r>
+        <w:t xml:space="preserve"> to</w:t>
+      </w:r>
+    </w:p>
+    <w:p>
+      <w:r>
+        <w:t xml:space="preserve">  </w:t>
+      </w:r>
+      <w:r>
+        <w:rPr>
+          <w:b/>
+        </w:rPr>
+        <w:t>Render</w:t>
+      </w:r>
+      <w:r>
+        <w:t xml:space="preserve"> (it's currently set locally but NOT on Render — that's why prod</w:t>
+      </w:r>
+    </w:p>
+    <w:p>
+      <w:r>
+        <w:t xml:space="preserve">  has no IntelX/forum signal while local does). This makes the credential</w:t>
+      </w:r>
+    </w:p>
+    <w:p>
+      <w:r>
+        <w:t xml:space="preserve">  correlation's signal-4 active on prod for Wednesday's supply-chain</w:t>
+      </w:r>
+    </w:p>
+    <w:p>
+      <w:r>
+        <w:t xml:space="preserve">  calibration run.</w:t>
+      </w:r>
+    </w:p>
+    <w:p>
+      <w:pPr>
+        <w:pStyle w:val="ListBullet"/>
+      </w:pPr>
+      <w:r>
+        <w:rPr>
+          <w:b/>
+        </w:rPr>
+        <w:t>Still seek a sustainable replacement</w:t>
+      </w:r>
+      <w:r>
+        <w:t xml:space="preserve"> (Snusbase / LeakCheck Pro /</w:t>
+      </w:r>
+    </w:p>
+    <w:p>
+      <w:r>
+        <w:t xml:space="preserve">  SpyCloud) for the cohort-scale + always-on case; the free tier can remain a</w:t>
+      </w:r>
+    </w:p>
+    <w:p>
+      <w:r>
+        <w:t xml:space="preserve">  fallback for ad-hoc use. The credential-correlation circulation slot is</w:t>
+      </w:r>
+    </w:p>
+    <w:p>
+      <w:r>
+        <w:t xml:space="preserve">  provider-agnostic, so swapping is a checker change, not a correlation rewrite.</w:t>
+      </w:r>
+    </w:p>
+    <w:p>
+      <w:pPr>
         <w:spacing w:before="280" w:after="80"/>
       </w:pPr>
       <w:r>
@@ -2658,7 +2823,7 @@
               <w:rPr>
                 <w:sz w:val="19"/>
               </w:rPr>
-              <w:t>4e</w:t>
+              <w:t>4c-ii</w:t>
             </w:r>
           </w:p>
         </w:tc>
@@ -2675,9 +2840,68 @@
             </w:r>
             <w:r>
               <w:rPr>
-                <w:sz w:val="19"/>
-              </w:rPr>
-              <w:t>WAF rate limiting / bot protection detection</w:t>
+                <w:b/>
+                <w:sz w:val="19"/>
+              </w:rPr>
+              <w:t>Infrastructure-infection / C2-beaconing signal</w:t>
+            </w:r>
+            <w:r>
+              <w:rPr>
+                <w:sz w:val="19"/>
+              </w:rPr>
+              <w:t xml:space="preserve"> (reinsurer "Infrastructure Infections — Malicious Connection Attempt" card). Distinct from credential/infostealer: it flags </w:t>
+            </w:r>
+            <w:r>
+              <w:rPr>
+                <w:i/>
+                <w:sz w:val="19"/>
+              </w:rPr>
+              <w:t>org servers/hosts</w:t>
+            </w:r>
+            <w:r>
+              <w:rPr>
+                <w:sz w:val="19"/>
+              </w:rPr>
+              <w:t xml:space="preserve"> observed connecting to malicious infra. We partially cover via DNSBL (reputation/blacklist), but lack infection-type + days-observed granularity. Would need a threat-intel feed (Spamhaus CSS/XBL, GreyNoise, abuse.ch Feodo). </w:t>
+            </w:r>
+            <w:r>
+              <w:rPr>
+                <w:b/>
+                <w:sz w:val="19"/>
+              </w:rPr>
+              <w:t>Attribution caveat:</w:t>
+            </w:r>
+            <w:r>
+              <w:rPr>
+                <w:sz w:val="19"/>
+              </w:rPr>
+              <w:t xml:space="preserve"> the reinsurer's example IP </w:t>
+            </w:r>
+            <w:r>
+              <w:rPr>
+                <w:rFonts w:ascii="Consolas" w:hAnsi="Consolas"/>
+                <w:sz w:val="19"/>
+              </w:rPr>
+              <w:t>152.111.191.48</w:t>
+            </w:r>
+            <w:r>
+              <w:rPr>
+                <w:sz w:val="19"/>
+              </w:rPr>
+              <w:t xml:space="preserve"> reverse-resolves to </w:t>
+            </w:r>
+            <w:r>
+              <w:rPr>
+                <w:rFonts w:ascii="Consolas" w:hAnsi="Consolas"/>
+                <w:sz w:val="19"/>
+              </w:rPr>
+              <w:t>download.kalahari.com</w:t>
+            </w:r>
+            <w:r>
+              <w:rPr>
+                <w:sz w:val="19"/>
+              </w:rPr>
+              <w:t xml:space="preserve"> (Kalahari merged into Takealot 2014) — a legacy/related-brand IP not in takealot.com's scope, so it would only surface via related-domain (S-1) discovery + cert-verification. Same reassigned-IP risk as the RDP/origin case.</w:t>
             </w:r>
           </w:p>
         </w:tc>
@@ -2716,7 +2940,7 @@
               <w:rPr>
                 <w:sz w:val="19"/>
               </w:rPr>
-              <w:t>4f</w:t>
+              <w:t>4e</w:t>
             </w:r>
           </w:p>
         </w:tc>
@@ -2734,7 +2958,7 @@
               <w:rPr>
                 <w:sz w:val="19"/>
               </w:rPr>
-              <w:t>DNSSEC validation chain</w:t>
+              <w:t>WAF rate limiting / bot protection detection</w:t>
             </w:r>
           </w:p>
         </w:tc>
@@ -2773,7 +2997,7 @@
               <w:rPr>
                 <w:sz w:val="19"/>
               </w:rPr>
-              <w:t>4h</w:t>
+              <w:t>4f</w:t>
             </w:r>
           </w:p>
         </w:tc>
@@ -2792,7 +3016,7 @@
               <w:rPr>
                 <w:sz w:val="19"/>
               </w:rPr>
-              <w:t>Exploit Window narrative enhancement</w:t>
+              <w:t>DNSSEC validation chain</w:t>
             </w:r>
           </w:p>
         </w:tc>
@@ -2831,7 +3055,7 @@
               <w:rPr>
                 <w:sz w:val="19"/>
               </w:rPr>
-              <w:t>5a</w:t>
+              <w:t>4h</w:t>
             </w:r>
           </w:p>
         </w:tc>
@@ -2849,7 +3073,7 @@
               <w:rPr>
                 <w:sz w:val="19"/>
               </w:rPr>
-              <w:t>Bug bounty programme detection (HackerOne / Bugcrowd)</w:t>
+              <w:t>Exploit Window narrative enhancement</w:t>
             </w:r>
           </w:p>
         </w:tc>
@@ -2888,7 +3112,7 @@
               <w:rPr>
                 <w:sz w:val="19"/>
               </w:rPr>
-              <w:t>5f</w:t>
+              <w:t>5a</w:t>
             </w:r>
           </w:p>
         </w:tc>
@@ -2907,7 +3131,7 @@
               <w:rPr>
                 <w:sz w:val="19"/>
               </w:rPr>
-              <w:t>retire.js CVE cross-reference</w:t>
+              <w:t>Bug bounty programme detection (HackerOne / Bugcrowd)</w:t>
             </w:r>
           </w:p>
         </w:tc>
@@ -2946,7 +3170,7 @@
               <w:rPr>
                 <w:sz w:val="19"/>
               </w:rPr>
-              <w:t>5i-T1</w:t>
+              <w:t>5f</w:t>
             </w:r>
           </w:p>
         </w:tc>
@@ -2964,7 +3188,7 @@
               <w:rPr>
                 <w:sz w:val="19"/>
               </w:rPr>
-              <w:t>AI Threat Readiness Tier 1 (externally observable)</w:t>
+              <w:t>retire.js CVE cross-reference</w:t>
             </w:r>
           </w:p>
         </w:tc>
@@ -2982,7 +3206,7 @@
               <w:rPr>
                 <w:sz w:val="19"/>
               </w:rPr>
-              <w:t>Glasswing done; rest open</w:t>
+              <w:t>Open</w:t>
             </w:r>
           </w:p>
         </w:tc>
@@ -3003,7 +3227,7 @@
               <w:rPr>
                 <w:sz w:val="19"/>
               </w:rPr>
-              <w:t>5i-T2</w:t>
+              <w:t>5i-T1</w:t>
             </w:r>
           </w:p>
         </w:tc>
@@ -3022,7 +3246,7 @@
               <w:rPr>
                 <w:sz w:val="19"/>
               </w:rPr>
-              <w:t>AI Threat Readiness Tier 2 (self-reported)</w:t>
+              <w:t>AI Threat Readiness Tier 1 (externally observable)</w:t>
             </w:r>
           </w:p>
         </w:tc>
@@ -3030,6 +3254,62 @@
           <w:tcPr>
             <w:tcW w:type="dxa" w:w="3324"/>
             <w:shd w:val="clear" w:color="auto" w:fill="F2F7FA"/>
+          </w:tcPr>
+          <w:p>
+            <w:r>
+              <w:rPr>
+                <w:sz w:val="19"/>
+              </w:rPr>
+            </w:r>
+            <w:r>
+              <w:rPr>
+                <w:sz w:val="19"/>
+              </w:rPr>
+              <w:t>Glasswing done; rest open</w:t>
+            </w:r>
+          </w:p>
+        </w:tc>
+      </w:tr>
+      <w:tr>
+        <w:tc>
+          <w:tcPr>
+            <w:tcW w:type="dxa" w:w="3324"/>
+          </w:tcPr>
+          <w:p>
+            <w:r>
+              <w:rPr>
+                <w:sz w:val="19"/>
+              </w:rPr>
+            </w:r>
+            <w:r>
+              <w:rPr>
+                <w:sz w:val="19"/>
+              </w:rPr>
+              <w:t>5i-T2</w:t>
+            </w:r>
+          </w:p>
+        </w:tc>
+        <w:tc>
+          <w:tcPr>
+            <w:tcW w:type="dxa" w:w="3324"/>
+          </w:tcPr>
+          <w:p>
+            <w:r>
+              <w:rPr>
+                <w:sz w:val="19"/>
+              </w:rPr>
+            </w:r>
+            <w:r>
+              <w:rPr>
+                <w:sz w:val="19"/>
+              </w:rPr>
+              <w:t>AI Threat Readiness Tier 2 (self-reported)</w:t>
+            </w:r>
+          </w:p>
+        </w:tc>
+        <w:tc>
+          <w:tcPr>
+            <w:tcW w:type="dxa" w:w="3324"/>
           </w:tcPr>
           <w:p>
             <w:r>
@@ -3545,6 +3825,170 @@
                 <w:sz w:val="19"/>
               </w:rPr>
               <w:t>scipy.stats.genpareto provides MLE fit but adds dependency. Defer until scipy is acceptable on Render.</w:t>
+            </w:r>
+          </w:p>
+        </w:tc>
+      </w:tr>
+      <w:tr>
+        <w:tc>
+          <w:tcPr>
+            <w:tcW w:type="dxa" w:w="4986"/>
+            <w:shd w:val="clear" w:color="auto" w:fill="F2F7FA"/>
+          </w:tcPr>
+          <w:p>
+            <w:r>
+              <w:rPr>
+                <w:sz w:val="19"/>
+              </w:rPr>
+            </w:r>
+            <w:r>
+              <w:rPr>
+                <w:b/>
+                <w:sz w:val="19"/>
+              </w:rPr>
+              <w:t>Credential-risk scoring calibration</w:t>
+            </w:r>
+            <w:r>
+              <w:rPr>
+                <w:sz w:val="19"/>
+              </w:rPr>
+              <w:t xml:space="preserve"> (ticket, NOT done)</w:t>
+            </w:r>
+          </w:p>
+        </w:tc>
+        <w:tc>
+          <w:tcPr>
+            <w:tcW w:type="dxa" w:w="4986"/>
+            <w:shd w:val="clear" w:color="auto" w:fill="F2F7FA"/>
+          </w:tcPr>
+          <w:p>
+            <w:r>
+              <w:rPr>
+                <w:sz w:val="19"/>
+              </w:rPr>
+            </w:r>
+            <w:r>
+              <w:rPr>
+                <w:sz w:val="19"/>
+              </w:rPr>
+              <w:t xml:space="preserve">Two tweaks to </w:t>
+            </w:r>
+            <w:r>
+              <w:rPr>
+                <w:rFonts w:ascii="Consolas" w:hAnsi="Consolas"/>
+                <w:sz w:val="19"/>
+              </w:rPr>
+              <w:t>CredentialRiskClassifier</w:t>
+            </w:r>
+            <w:r>
+              <w:rPr>
+                <w:sz w:val="19"/>
+              </w:rPr>
+              <w:t xml:space="preserve">, both </w:t>
+            </w:r>
+            <w:r>
+              <w:rPr>
+                <w:b/>
+                <w:sz w:val="19"/>
+              </w:rPr>
+              <w:t>calibration-gated</w:t>
+            </w:r>
+            <w:r>
+              <w:rPr>
+                <w:sz w:val="19"/>
+              </w:rPr>
+              <w:t xml:space="preserve"> (empirical anchors + sign-off, per the scoring-change rule): (1) the IntelX paste/dark-web deductions are </w:t>
+            </w:r>
+            <w:r>
+              <w:rPr>
+                <w:b/>
+                <w:sz w:val="19"/>
+              </w:rPr>
+              <w:t>per-mention and uncapped</w:t>
+            </w:r>
+            <w:r>
+              <w:rPr>
+                <w:sz w:val="19"/>
+              </w:rPr>
+              <w:t xml:space="preserve"> (40 pastes → −120, floored at 0) — can out-deduct Hudson Rock's flat −50 in the raw 0-100 score even though HR sets the higher </w:t>
+            </w:r>
+            <w:r>
+              <w:rPr>
+                <w:i/>
+                <w:sz w:val="19"/>
+              </w:rPr>
+              <w:t>level</w:t>
+            </w:r>
+            <w:r>
+              <w:rPr>
+                <w:sz w:val="19"/>
+              </w:rPr>
+              <w:t xml:space="preserve">; add a cap. (2) </w:t>
+            </w:r>
+            <w:r>
+              <w:rPr>
+                <w:b/>
+                <w:sz w:val="19"/>
+              </w:rPr>
+              <w:t>Date-gate the HR CRITICAL</w:t>
+            </w:r>
+            <w:r>
+              <w:rPr>
+                <w:sz w:val="19"/>
+              </w:rPr>
+              <w:t xml:space="preserve"> so a </w:t>
+            </w:r>
+            <w:r>
+              <w:rPr>
+                <w:i/>
+                <w:sz w:val="19"/>
+              </w:rPr>
+              <w:t>stale</w:t>
+            </w:r>
+            <w:r>
+              <w:rPr>
+                <w:sz w:val="19"/>
+              </w:rPr>
+              <w:t xml:space="preserve"> infostealer infection (old </w:t>
+            </w:r>
+            <w:r>
+              <w:rPr>
+                <w:rFonts w:ascii="Consolas" w:hAnsi="Consolas"/>
+                <w:sz w:val="19"/>
+              </w:rPr>
+              <w:t>last_compromised</w:t>
+            </w:r>
+            <w:r>
+              <w:rPr>
+                <w:sz w:val="19"/>
+              </w:rPr>
+              <w:t xml:space="preserve">) doesn't auto-force CRITICAL — use the new </w:t>
+            </w:r>
+            <w:r>
+              <w:rPr>
+                <w:rFonts w:ascii="Consolas" w:hAnsi="Consolas"/>
+                <w:sz w:val="19"/>
+              </w:rPr>
+              <w:t>days_since_compromise</w:t>
+            </w:r>
+            <w:r>
+              <w:rPr>
+                <w:sz w:val="19"/>
+              </w:rPr>
+              <w:t xml:space="preserve">. The Credential Exposure Correlation (reporting) already does this date-anchoring; this would align the </w:t>
+            </w:r>
+            <w:r>
+              <w:rPr>
+                <w:i/>
+                <w:sz w:val="19"/>
+              </w:rPr>
+              <w:t>score</w:t>
+            </w:r>
+            <w:r>
+              <w:rPr>
+                <w:sz w:val="19"/>
+              </w:rPr>
+              <w:t xml:space="preserve"> with it.</w:t>
             </w:r>
           </w:p>
         </w:tc>

--- a/security_scanner/docs/OUTSTANDING.docx
+++ b/security_scanner/docs/OUTSTANDING.docx
@@ -1770,25 +1770,28 @@
     </w:p>
     <w:p>
       <w:r>
-        <w:t>note was stale). **Correction (2026-05-31, verified live via</w:t>
+        <w:t xml:space="preserve">note was stale). </w:t>
+      </w:r>
+      <w:r>
+        <w:rPr>
+          <w:b/>
+        </w:rPr>
+        <w:t>Verified 2026-05-31 via `/authenticate/info` + IntelX docs:</w:t>
       </w:r>
     </w:p>
     <w:p>
+      <w:r>
+        <w:t xml:space="preserve">the free tier's </w:t>
+      </w:r>
       <w:r>
         <w:rPr>
           <w:rFonts w:ascii="Consolas" w:hAnsi="Consolas"/>
           <w:sz w:val="18"/>
         </w:rPr>
-        <w:t>/authenticate/info</w:t>
+        <w:t>/intelligent/search</w:t>
       </w:r>
       <w:r>
-        <w:t>):</w:t>
-      </w:r>
-      <w:r>
-        <w:rPr>
-          <w:b/>
-        </w:rPr>
-        <w:t xml:space="preserve"> the free tier's search cap is </w:t>
+        <w:t xml:space="preserve"> cap is **</w:t>
       </w:r>
       <w:r>
         <w:rPr>
@@ -1798,68 +1801,12 @@
         <w:t>CreditMax = 50</w:t>
       </w:r>
       <w:r>
-        <w:t>** for</w:t>
+        <w:t xml:space="preserve"> per DAY, reset</w:t>
       </w:r>
     </w:p>
     <w:p>
       <w:r>
-        <w:rPr>
-          <w:rFonts w:ascii="Consolas" w:hAnsi="Consolas"/>
-          <w:sz w:val="18"/>
-        </w:rPr>
-        <w:t>/intelligent/search</w:t>
-      </w:r>
-      <w:r>
-        <w:t xml:space="preserve"> (NOT ~500 — that was a wrong code comment). </w:t>
-      </w:r>
-      <w:r>
-        <w:rPr>
-          <w:rFonts w:ascii="Consolas" w:hAnsi="Consolas"/>
-          <w:sz w:val="18"/>
-        </w:rPr>
-        <w:t>CreditReset</w:t>
-      </w:r>
-    </w:p>
-    <w:p>
-      <w:r>
-        <w:t xml:space="preserve">is present so credits </w:t>
-      </w:r>
-      <w:r>
-        <w:rPr>
-          <w:b/>
-        </w:rPr>
-        <w:t>do replenish</w:t>
-      </w:r>
-      <w:r>
-        <w:t xml:space="preserve"> (recurring, not one-off), but the cap is</w:t>
-      </w:r>
-    </w:p>
-    <w:p>
-      <w:r>
-        <w:t xml:space="preserve">only </w:t>
-      </w:r>
-      <w:r>
-        <w:rPr>
-          <w:b/>
-        </w:rPr>
-        <w:t>~50 search credits per cycle</w:t>
-      </w:r>
-      <w:r>
-        <w:t xml:space="preserve"> (1 credit/scan), and max 3 concurrent</w:t>
-      </w:r>
-    </w:p>
-    <w:p>
-      <w:r>
-        <w:t xml:space="preserve">searches. So it is usable only for a </w:t>
-      </w:r>
-      <w:r>
-        <w:rPr>
-          <w:b/>
-        </w:rPr>
-        <w:t>handful of ad-hoc scans per cycle</w:t>
-      </w:r>
-      <w:r>
-        <w:t xml:space="preserve"> —</w:t>
+        <w:t>at midnight UTC** (NOT ~500 — that was a wrong code comment), 1 credit/scan,</w:t>
       </w:r>
     </w:p>
     <w:p>
@@ -1867,20 +1814,65 @@
         <w:rPr>
           <w:b/>
         </w:rPr>
-        <w:t>far too small for the 4,000-client cohort or sustained broker volume.</w:t>
+        <w:t>max 3 concurrent searches</w:t>
       </w:r>
       <w:r>
-        <w:t xml:space="preserve"> A</w:t>
+        <w:t>.</w:t>
       </w:r>
     </w:p>
     <w:p>
       <w:r>
-        <w:t>sustainable paid replacement is therefore the real requirement. Avoid burning</w:t>
+        <w:t xml:space="preserve">Planning implication: the cohort runs at </w:t>
+      </w:r>
+      <w:r>
+        <w:rPr>
+          <w:b/>
+        </w:rPr>
+        <w:t>~25-30 scans/day</w:t>
+      </w:r>
+      <w:r>
+        <w:t xml:space="preserve"> (§3), which fits</w:t>
       </w:r>
     </w:p>
     <w:p>
       <w:r>
-        <w:t>credits on test scans (</w:t>
+        <w:rPr>
+          <w:i/>
+        </w:rPr>
+        <w:t>under</w:t>
+      </w:r>
+      <w:r>
+        <w:t xml:space="preserve"> 50/day with modest headroom — so the free daily tier is **borderline-</w:t>
+      </w:r>
+    </w:p>
+    <w:p>
+      <w:r>
+        <w:t>viable for the steady cohort rate**, NOT "10× too small" as first thought.</w:t>
+      </w:r>
+    </w:p>
+    <w:p>
+      <w:r>
+        <w:t>BUT: zero burst headroom, the 3-concurrent cap throttles throughput, and any</w:t>
+      </w:r>
+    </w:p>
+    <w:p>
+      <w:r>
+        <w:t>broker ad-hoc scans eat into the same 50. So a **paid replacement</w:t>
+      </w:r>
+    </w:p>
+    <w:p>
+      <w:r>
+        <w:t>(Snusbase / LeakCheck Pro / SpyCloud) is still recommended** for safety +</w:t>
+      </w:r>
+    </w:p>
+    <w:p>
+      <w:r>
+        <w:t>throughput + always-on use, but it is no longer an emergency blocker. Avoid</w:t>
+      </w:r>
+    </w:p>
+    <w:p>
+      <w:r>
+        <w:t>burning credits on test scans (</w:t>
       </w:r>
       <w:r>
         <w:rPr>
@@ -1890,7 +1882,12 @@
         <w:t>skip_intelx:true</w:t>
       </w:r>
       <w:r>
-        <w:t xml:space="preserve"> for smoke tests).</w:t>
+        <w:t>; the smoke test is already</w:t>
+      </w:r>
+    </w:p>
+    <w:p>
+      <w:r>
+        <w:t>credit-free).</w:t>
       </w:r>
     </w:p>
     <w:p>

--- a/security_scanner/docs/OUTSTANDING.docx
+++ b/security_scanner/docs/OUTSTANDING.docx
@@ -3392,6 +3392,344 @@
           </w:p>
         </w:tc>
       </w:tr>
+      <w:tr>
+        <w:tc>
+          <w:tcPr>
+            <w:tcW w:type="dxa" w:w="3324"/>
+            <w:shd w:val="clear" w:color="auto" w:fill="F2F7FA"/>
+          </w:tcPr>
+          <w:p>
+            <w:r>
+              <w:rPr>
+                <w:sz w:val="19"/>
+              </w:rPr>
+            </w:r>
+            <w:r>
+              <w:rPr>
+                <w:sz w:val="19"/>
+              </w:rPr>
+              <w:t>5j</w:t>
+            </w:r>
+          </w:p>
+        </w:tc>
+        <w:tc>
+          <w:tcPr>
+            <w:tcW w:type="dxa" w:w="3324"/>
+            <w:shd w:val="clear" w:color="auto" w:fill="F2F7FA"/>
+          </w:tcPr>
+          <w:p>
+            <w:r>
+              <w:rPr>
+                <w:sz w:val="19"/>
+              </w:rPr>
+            </w:r>
+            <w:r>
+              <w:rPr>
+                <w:b/>
+                <w:sz w:val="19"/>
+              </w:rPr>
+              <w:t>Recency clustering INSIDE the encrypted export</w:t>
+            </w:r>
+          </w:p>
+        </w:tc>
+        <w:tc>
+          <w:tcPr>
+            <w:tcW w:type="dxa" w:w="3324"/>
+            <w:shd w:val="clear" w:color="auto" w:fill="F2F7FA"/>
+          </w:tcPr>
+          <w:p>
+            <w:r>
+              <w:rPr>
+                <w:sz w:val="19"/>
+              </w:rPr>
+            </w:r>
+            <w:r>
+              <w:rPr>
+                <w:sz w:val="19"/>
+              </w:rPr>
+              <w:t>Open. The on-demand encrypted CSV (</w:t>
+            </w:r>
+            <w:r>
+              <w:rPr>
+                <w:rFonts w:ascii="Consolas" w:hAnsi="Consolas"/>
+                <w:sz w:val="19"/>
+              </w:rPr>
+              <w:t>credential_export.py</w:t>
+            </w:r>
+            <w:r>
+              <w:rPr>
+                <w:sz w:val="19"/>
+              </w:rPr>
+              <w:t xml:space="preserve">, Manual §6.4) currently has no dates — only </w:t>
+            </w:r>
+            <w:r>
+              <w:rPr>
+                <w:rFonts w:ascii="Consolas" w:hAnsi="Consolas"/>
+                <w:sz w:val="19"/>
+              </w:rPr>
+              <w:t>email,username,password,hashed_password,database</w:t>
+            </w:r>
+            <w:r>
+              <w:rPr>
+                <w:sz w:val="19"/>
+              </w:rPr>
+              <w:t xml:space="preserve"> — so the client cannot reproduce the dashboard's recency-band "clustering" from the file. Fix: add </w:t>
+            </w:r>
+            <w:r>
+              <w:rPr>
+                <w:rFonts w:ascii="Consolas" w:hAnsi="Consolas"/>
+                <w:sz w:val="19"/>
+              </w:rPr>
+              <w:t>breach_date</w:t>
+            </w:r>
+            <w:r>
+              <w:rPr>
+                <w:sz w:val="19"/>
+              </w:rPr>
+              <w:t xml:space="preserve"> + </w:t>
+            </w:r>
+            <w:r>
+              <w:rPr>
+                <w:rFonts w:ascii="Consolas" w:hAnsi="Consolas"/>
+                <w:sz w:val="19"/>
+              </w:rPr>
+              <w:t>recency_band</w:t>
+            </w:r>
+            <w:r>
+              <w:rPr>
+                <w:sz w:val="19"/>
+              </w:rPr>
+              <w:t xml:space="preserve"> columns by joining each record's </w:t>
+            </w:r>
+            <w:r>
+              <w:rPr>
+                <w:rFonts w:ascii="Consolas" w:hAnsi="Consolas"/>
+                <w:sz w:val="19"/>
+              </w:rPr>
+              <w:t>database</w:t>
+            </w:r>
+            <w:r>
+              <w:rPr>
+                <w:sz w:val="19"/>
+              </w:rPr>
+              <w:t xml:space="preserve"> to the same per-source date-guesstimate the correlation card already uses (enriched_sources breach_date + </w:t>
+            </w:r>
+            <w:r>
+              <w:rPr>
+                <w:rFonts w:ascii="Consolas" w:hAnsi="Consolas"/>
+                <w:sz w:val="19"/>
+              </w:rPr>
+              <w:t>KNOWN_BREACH_DATES</w:t>
+            </w:r>
+            <w:r>
+              <w:rPr>
+                <w:sz w:val="19"/>
+              </w:rPr>
+              <w:t xml:space="preserve">). </w:t>
+            </w:r>
+            <w:r>
+              <w:rPr>
+                <w:b/>
+                <w:sz w:val="19"/>
+              </w:rPr>
+              <w:t>Encryption is unaffected</w:t>
+            </w:r>
+            <w:r>
+              <w:rPr>
+                <w:sz w:val="19"/>
+              </w:rPr>
+              <w:t xml:space="preserve"> — we encrypt whatever bytes we build, so enriching columns is orthogonal to age/AES. </w:t>
+            </w:r>
+            <w:r>
+              <w:rPr>
+                <w:b/>
+                <w:sz w:val="19"/>
+              </w:rPr>
+              <w:t>Honest limitation:</w:t>
+            </w:r>
+            <w:r>
+              <w:rPr>
+                <w:sz w:val="19"/>
+              </w:rPr>
+              <w:t xml:space="preserve"> DeHashed records carry no reliable per-credential date, so the band is per-SOURCE, not per-record (same caveat the recency timeline already has). The export re-queries DeHashed live and doesn't load the scan, so it must re-derive source dates at export time (or be passed the scan's </w:t>
+            </w:r>
+            <w:r>
+              <w:rPr>
+                <w:rFonts w:ascii="Consolas" w:hAnsi="Consolas"/>
+                <w:sz w:val="19"/>
+              </w:rPr>
+              <w:t>dehashed.enriched_sources</w:t>
+            </w:r>
+            <w:r>
+              <w:rPr>
+                <w:sz w:val="19"/>
+              </w:rPr>
+              <w:t>).</w:t>
+            </w:r>
+          </w:p>
+        </w:tc>
+      </w:tr>
+      <w:tr>
+        <w:tc>
+          <w:tcPr>
+            <w:tcW w:type="dxa" w:w="3324"/>
+          </w:tcPr>
+          <w:p>
+            <w:r>
+              <w:rPr>
+                <w:sz w:val="19"/>
+              </w:rPr>
+            </w:r>
+            <w:r>
+              <w:rPr>
+                <w:sz w:val="19"/>
+              </w:rPr>
+              <w:t>5k</w:t>
+            </w:r>
+          </w:p>
+        </w:tc>
+        <w:tc>
+          <w:tcPr>
+            <w:tcW w:type="dxa" w:w="3324"/>
+          </w:tcPr>
+          <w:p>
+            <w:r>
+              <w:rPr>
+                <w:sz w:val="19"/>
+              </w:rPr>
+            </w:r>
+            <w:r>
+              <w:rPr>
+                <w:b/>
+                <w:sz w:val="19"/>
+              </w:rPr>
+              <w:t>Fresh IntelX / Hudson-Rock dump references — "most recent leaks/circulations" view (on client request)</w:t>
+            </w:r>
+          </w:p>
+        </w:tc>
+        <w:tc>
+          <w:tcPr>
+            <w:tcW w:type="dxa" w:w="3324"/>
+          </w:tcPr>
+          <w:p>
+            <w:r>
+              <w:rPr>
+                <w:sz w:val="19"/>
+              </w:rPr>
+            </w:r>
+            <w:r>
+              <w:rPr>
+                <w:sz w:val="19"/>
+              </w:rPr>
+              <w:t xml:space="preserve">Open. The genuinely-fresh exposure (e.g. phishield's 30-90d band = 4 IntelX stealer-log postings, Mar-Apr 2026, incl. a SA-tagged victim log </w:t>
+            </w:r>
+            <w:r>
+              <w:rPr>
+                <w:rFonts w:ascii="Consolas" w:hAnsi="Consolas"/>
+                <w:sz w:val="19"/>
+              </w:rPr>
+              <w:t>48438_ZA_169.0.21.31</w:t>
+            </w:r>
+            <w:r>
+              <w:rPr>
+                <w:sz w:val="19"/>
+              </w:rPr>
+              <w:t xml:space="preserve"> infected 2026-02-21) lives in the </w:t>
+            </w:r>
+            <w:r>
+              <w:rPr>
+                <w:b/>
+                <w:sz w:val="19"/>
+              </w:rPr>
+              <w:t>IntelX channel and is NOT in the DeHashed export</w:t>
+            </w:r>
+            <w:r>
+              <w:rPr>
+                <w:sz w:val="19"/>
+              </w:rPr>
+              <w:t xml:space="preserve">. Goal: surface a date-ordered list of the most recent dump references so the client can act. Two tiers: (a) </w:t>
+            </w:r>
+            <w:r>
+              <w:rPr>
+                <w:b/>
+                <w:sz w:val="19"/>
+              </w:rPr>
+              <w:t>listing-only (free)</w:t>
+            </w:r>
+            <w:r>
+              <w:rPr>
+                <w:sz w:val="19"/>
+              </w:rPr>
+              <w:t xml:space="preserve"> — name/date/media/type we already capture in </w:t>
+            </w:r>
+            <w:r>
+              <w:rPr>
+                <w:rFonts w:ascii="Consolas" w:hAnsi="Consolas"/>
+                <w:sz w:val="19"/>
+              </w:rPr>
+              <w:t>intelx.recent_results</w:t>
+            </w:r>
+            <w:r>
+              <w:rPr>
+                <w:sz w:val="19"/>
+              </w:rPr>
+              <w:t xml:space="preserve">; (b) </w:t>
+            </w:r>
+            <w:r>
+              <w:rPr>
+                <w:b/>
+                <w:sz w:val="19"/>
+              </w:rPr>
+              <w:t>content-fetch (costs IntelX credits, on explicit request)</w:t>
+            </w:r>
+            <w:r>
+              <w:rPr>
+                <w:sz w:val="19"/>
+              </w:rPr>
+              <w:t xml:space="preserve"> — pull the dump body to confirm match TYPE, since </w:t>
+            </w:r>
+            <w:r>
+              <w:rPr>
+                <w:rFonts w:ascii="Consolas" w:hAnsi="Consolas"/>
+                <w:sz w:val="19"/>
+              </w:rPr>
+              <w:t>History/</w:t>
+            </w:r>
+            <w:r>
+              <w:rPr>
+                <w:sz w:val="19"/>
+              </w:rPr>
+              <w:t xml:space="preserve"> = site merely visited whereas </w:t>
+            </w:r>
+            <w:r>
+              <w:rPr>
+                <w:rFonts w:ascii="Consolas" w:hAnsi="Consolas"/>
+                <w:sz w:val="19"/>
+              </w:rPr>
+              <w:t>Passwords/</w:t>
+            </w:r>
+            <w:r>
+              <w:rPr>
+                <w:sz w:val="19"/>
+              </w:rPr>
+              <w:t>+</w:t>
+            </w:r>
+            <w:r>
+              <w:rPr>
+                <w:rFonts w:ascii="Consolas" w:hAnsi="Consolas"/>
+                <w:sz w:val="19"/>
+              </w:rPr>
+              <w:t>Autofill/</w:t>
+            </w:r>
+            <w:r>
+              <w:rPr>
+                <w:sz w:val="19"/>
+              </w:rPr>
+              <w:t xml:space="preserve"> = credential actually stolen (the free listing can't distinguish). Include these references in the encrypted export and/or report appendix. Pairs with [5j].</w:t>
+            </w:r>
+          </w:p>
+        </w:tc>
+      </w:tr>
     </w:tbl>
     <w:p/>
     <w:p>

--- a/security_scanner/docs/OUTSTANDING.docx
+++ b/security_scanner/docs/OUTSTANDING.docx
@@ -3408,7 +3408,7 @@
               <w:rPr>
                 <w:sz w:val="19"/>
               </w:rPr>
-              <w:t>5j</w:t>
+              <w:t>5k</w:t>
             </w:r>
           </w:p>
         </w:tc>
@@ -3428,7 +3428,7 @@
                 <w:b/>
                 <w:sz w:val="19"/>
               </w:rPr>
-              <w:t>Recency clustering INSIDE the encrypted export</w:t>
+              <w:t>Fresh-dump content-fetch (credit-gated tier)</w:t>
             </w:r>
           </w:p>
         </w:tc>
@@ -3445,126 +3445,107 @@
             </w:r>
             <w:r>
               <w:rPr>
-                <w:sz w:val="19"/>
-              </w:rPr>
-              <w:t>Open. The on-demand encrypted CSV (</w:t>
+                <w:b/>
+                <w:sz w:val="19"/>
+              </w:rPr>
+              <w:t>Partial — done 2026-06-02:</w:t>
+            </w:r>
+            <w:r>
+              <w:rPr>
+                <w:sz w:val="19"/>
+              </w:rPr>
+              <w:t xml:space="preserve"> the encrypted export now includes IntelX stealer-log postings as date-ordered </w:t>
             </w:r>
             <w:r>
               <w:rPr>
                 <w:rFonts w:ascii="Consolas" w:hAnsi="Consolas"/>
                 <w:sz w:val="19"/>
               </w:rPr>
+              <w:t>leak_reference</w:t>
+            </w:r>
+            <w:r>
+              <w:rPr>
+                <w:sz w:val="19"/>
+              </w:rPr>
+              <w:t xml:space="preserve"> rows with a </w:t>
+            </w:r>
+            <w:r>
+              <w:rPr>
+                <w:rFonts w:ascii="Consolas" w:hAnsi="Consolas"/>
+                <w:sz w:val="19"/>
+              </w:rPr>
+              <w:t>match_type</w:t>
+            </w:r>
+            <w:r>
+              <w:rPr>
+                <w:sz w:val="19"/>
+              </w:rPr>
+              <w:t>→</w:t>
+            </w:r>
+            <w:r>
+              <w:rPr>
+                <w:rFonts w:ascii="Consolas" w:hAnsi="Consolas"/>
+                <w:sz w:val="19"/>
+              </w:rPr>
+              <w:t>confidence</w:t>
+            </w:r>
+            <w:r>
+              <w:rPr>
+                <w:sz w:val="19"/>
+              </w:rPr>
+              <w:t xml:space="preserve"> label (</w:t>
+            </w:r>
+            <w:r>
+              <w:rPr>
+                <w:rFonts w:ascii="Consolas" w:hAnsi="Consolas"/>
+                <w:sz w:val="19"/>
+              </w:rPr>
               <w:t>credential_export.py</w:t>
             </w:r>
             <w:r>
               <w:rPr>
                 <w:sz w:val="19"/>
               </w:rPr>
-              <w:t xml:space="preserve">, Manual §6.4) currently has no dates — only </w:t>
+              <w:t xml:space="preserve">; Manual §6.4). </w:t>
+            </w:r>
+            <w:r>
+              <w:rPr>
+                <w:b/>
+                <w:sz w:val="19"/>
+              </w:rPr>
+              <w:t>Still open:</w:t>
+            </w:r>
+            <w:r>
+              <w:rPr>
+                <w:sz w:val="19"/>
+              </w:rPr>
+              <w:t xml:space="preserve"> the </w:t>
+            </w:r>
+            <w:r>
+              <w:rPr>
+                <w:b/>
+                <w:sz w:val="19"/>
+              </w:rPr>
+              <w:t>content-fetch tier</w:t>
+            </w:r>
+            <w:r>
+              <w:rPr>
+                <w:sz w:val="19"/>
+              </w:rPr>
+              <w:t xml:space="preserve"> — on explicit client request, pull the named dump BODY (IntelX selector/view, costs credits) to confirm whether a real credential was exposed vs just a </w:t>
             </w:r>
             <w:r>
               <w:rPr>
                 <w:rFonts w:ascii="Consolas" w:hAnsi="Consolas"/>
                 <w:sz w:val="19"/>
               </w:rPr>
-              <w:t>email,username,password,hashed_password,database</w:t>
-            </w:r>
-            <w:r>
-              <w:rPr>
-                <w:sz w:val="19"/>
-              </w:rPr>
-              <w:t xml:space="preserve"> — so the client cannot reproduce the dashboard's recency-band "clustering" from the file. Fix: add </w:t>
-            </w:r>
-            <w:r>
-              <w:rPr>
-                <w:rFonts w:ascii="Consolas" w:hAnsi="Consolas"/>
-                <w:sz w:val="19"/>
-              </w:rPr>
-              <w:t>breach_date</w:t>
-            </w:r>
-            <w:r>
-              <w:rPr>
-                <w:sz w:val="19"/>
-              </w:rPr>
-              <w:t xml:space="preserve"> + </w:t>
-            </w:r>
-            <w:r>
-              <w:rPr>
-                <w:rFonts w:ascii="Consolas" w:hAnsi="Consolas"/>
-                <w:sz w:val="19"/>
-              </w:rPr>
-              <w:t>recency_band</w:t>
-            </w:r>
-            <w:r>
-              <w:rPr>
-                <w:sz w:val="19"/>
-              </w:rPr>
-              <w:t xml:space="preserve"> columns by joining each record's </w:t>
-            </w:r>
-            <w:r>
-              <w:rPr>
-                <w:rFonts w:ascii="Consolas" w:hAnsi="Consolas"/>
-                <w:sz w:val="19"/>
-              </w:rPr>
-              <w:t>database</w:t>
-            </w:r>
-            <w:r>
-              <w:rPr>
-                <w:sz w:val="19"/>
-              </w:rPr>
-              <w:t xml:space="preserve"> to the same per-source date-guesstimate the correlation card already uses (enriched_sources breach_date + </w:t>
-            </w:r>
-            <w:r>
-              <w:rPr>
-                <w:rFonts w:ascii="Consolas" w:hAnsi="Consolas"/>
-                <w:sz w:val="19"/>
-              </w:rPr>
-              <w:t>KNOWN_BREACH_DATES</w:t>
-            </w:r>
-            <w:r>
-              <w:rPr>
-                <w:sz w:val="19"/>
-              </w:rPr>
-              <w:t xml:space="preserve">). </w:t>
-            </w:r>
-            <w:r>
-              <w:rPr>
-                <w:b/>
-                <w:sz w:val="19"/>
-              </w:rPr>
-              <w:t>Encryption is unaffected</w:t>
-            </w:r>
-            <w:r>
-              <w:rPr>
-                <w:sz w:val="19"/>
-              </w:rPr>
-              <w:t xml:space="preserve"> — we encrypt whatever bytes we build, so enriching columns is orthogonal to age/AES. </w:t>
-            </w:r>
-            <w:r>
-              <w:rPr>
-                <w:b/>
-                <w:sz w:val="19"/>
-              </w:rPr>
-              <w:t>Honest limitation:</w:t>
-            </w:r>
-            <w:r>
-              <w:rPr>
-                <w:sz w:val="19"/>
-              </w:rPr>
-              <w:t xml:space="preserve"> DeHashed records carry no reliable per-credential date, so the band is per-SOURCE, not per-record (same caveat the recency timeline already has). The export re-queries DeHashed live and doesn't load the scan, so it must re-derive source dates at export time (or be passed the scan's </w:t>
-            </w:r>
-            <w:r>
-              <w:rPr>
-                <w:rFonts w:ascii="Consolas" w:hAnsi="Consolas"/>
-                <w:sz w:val="19"/>
-              </w:rPr>
-              <w:t>dehashed.enriched_sources</w:t>
-            </w:r>
-            <w:r>
-              <w:rPr>
-                <w:sz w:val="19"/>
-              </w:rPr>
-              <w:t>).</w:t>
+              <w:t>History/</w:t>
+            </w:r>
+            <w:r>
+              <w:rPr>
+                <w:sz w:val="19"/>
+              </w:rPr>
+              <w:t xml:space="preserve"> visit. The free listing classifies by path but cannot read the contents.</w:t>
             </w:r>
           </w:p>
         </w:tc>
@@ -3584,7 +3565,7 @@
               <w:rPr>
                 <w:sz w:val="19"/>
               </w:rPr>
-              <w:t>5k</w:t>
+              <w:t>5L</w:t>
             </w:r>
           </w:p>
         </w:tc>
@@ -3603,7 +3584,7 @@
                 <w:b/>
                 <w:sz w:val="19"/>
               </w:rPr>
-              <w:t>Fresh IntelX / Hudson-Rock dump references — "most recent leaks/circulations" view (on client request)</w:t>
+              <w:t>Confidence-gate the p(breach) / RSI input (scoring decision — NOT done)</w:t>
             </w:r>
           </w:p>
         </w:tc>
@@ -3621,111 +3602,72 @@
               <w:rPr>
                 <w:sz w:val="19"/>
               </w:rPr>
-              <w:t xml:space="preserve">Open. The genuinely-fresh exposure (e.g. phishield's 30-90d band = 4 IntelX stealer-log postings, Mar-Apr 2026, incl. a SA-tagged victim log </w:t>
+              <w:t xml:space="preserve">Open, </w:t>
+            </w:r>
+            <w:r>
+              <w:rPr>
+                <w:b/>
+                <w:sz w:val="19"/>
+              </w:rPr>
+              <w:t>calibration-gated</w:t>
+            </w:r>
+            <w:r>
+              <w:rPr>
+                <w:sz w:val="19"/>
+              </w:rPr>
+              <w:t xml:space="preserve"> (scoring-change rule). The export/dashboard now expose a </w:t>
             </w:r>
             <w:r>
               <w:rPr>
                 <w:rFonts w:ascii="Consolas" w:hAnsi="Consolas"/>
                 <w:sz w:val="19"/>
               </w:rPr>
-              <w:t>48438_ZA_169.0.21.31</w:t>
-            </w:r>
-            <w:r>
-              <w:rPr>
-                <w:sz w:val="19"/>
-              </w:rPr>
-              <w:t xml:space="preserve"> infected 2026-02-21) lives in the </w:t>
+              <w:t>match_type</w:t>
+            </w:r>
+            <w:r>
+              <w:rPr>
+                <w:sz w:val="19"/>
+              </w:rPr>
+              <w:t>→</w:t>
+            </w:r>
+            <w:r>
+              <w:rPr>
+                <w:rFonts w:ascii="Consolas" w:hAnsi="Consolas"/>
+                <w:sz w:val="19"/>
+              </w:rPr>
+              <w:t>confidence</w:t>
+            </w:r>
+            <w:r>
+              <w:rPr>
+                <w:sz w:val="19"/>
+              </w:rPr>
+              <w:t xml:space="preserve"> model, but the </w:t>
+            </w:r>
+            <w:r>
+              <w:rPr>
+                <w:i/>
+                <w:sz w:val="19"/>
+              </w:rPr>
+              <w:t>score</w:t>
+            </w:r>
+            <w:r>
+              <w:rPr>
+                <w:sz w:val="19"/>
+              </w:rPr>
+              <w:t xml:space="preserve"> does not yet use it: a recent LOW-confidence reference (aggregated index, browser-History visit) can still pull credential signals the same as a HIGH-confidence password capture. Decision to make: gate any p(breach)/RSI uplift on HIGH-confidence (or content-fetch-confirmed) evidence, so low-confidence freshness alone does not inflate the probability. Builds on the §6 "Credential-risk scoring calibration" ticket. </w:t>
             </w:r>
             <w:r>
               <w:rPr>
                 <w:b/>
                 <w:sz w:val="19"/>
               </w:rPr>
-              <w:t>IntelX channel and is NOT in the DeHashed export</w:t>
-            </w:r>
-            <w:r>
-              <w:rPr>
-                <w:sz w:val="19"/>
-              </w:rPr>
-              <w:t xml:space="preserve">. Goal: surface a date-ordered list of the most recent dump references so the client can act. Two tiers: (a) </w:t>
-            </w:r>
-            <w:r>
-              <w:rPr>
-                <w:b/>
-                <w:sz w:val="19"/>
-              </w:rPr>
-              <w:t>listing-only (free)</w:t>
-            </w:r>
-            <w:r>
-              <w:rPr>
-                <w:sz w:val="19"/>
-              </w:rPr>
-              <w:t xml:space="preserve"> — name/date/media/type we already capture in </w:t>
-            </w:r>
-            <w:r>
-              <w:rPr>
-                <w:rFonts w:ascii="Consolas" w:hAnsi="Consolas"/>
-                <w:sz w:val="19"/>
-              </w:rPr>
-              <w:t>intelx.recent_results</w:t>
-            </w:r>
-            <w:r>
-              <w:rPr>
-                <w:sz w:val="19"/>
-              </w:rPr>
-              <w:t xml:space="preserve">; (b) </w:t>
-            </w:r>
-            <w:r>
-              <w:rPr>
-                <w:b/>
-                <w:sz w:val="19"/>
-              </w:rPr>
-              <w:t>content-fetch (costs IntelX credits, on explicit request)</w:t>
-            </w:r>
-            <w:r>
-              <w:rPr>
-                <w:sz w:val="19"/>
-              </w:rPr>
-              <w:t xml:space="preserve"> — pull the dump body to confirm match TYPE, since </w:t>
-            </w:r>
-            <w:r>
-              <w:rPr>
-                <w:rFonts w:ascii="Consolas" w:hAnsi="Consolas"/>
-                <w:sz w:val="19"/>
-              </w:rPr>
-              <w:t>History/</w:t>
-            </w:r>
-            <w:r>
-              <w:rPr>
-                <w:sz w:val="19"/>
-              </w:rPr>
-              <w:t xml:space="preserve"> = site merely visited whereas </w:t>
-            </w:r>
-            <w:r>
-              <w:rPr>
-                <w:rFonts w:ascii="Consolas" w:hAnsi="Consolas"/>
-                <w:sz w:val="19"/>
-              </w:rPr>
-              <w:t>Passwords/</w:t>
-            </w:r>
-            <w:r>
-              <w:rPr>
-                <w:sz w:val="19"/>
-              </w:rPr>
-              <w:t>+</w:t>
-            </w:r>
-            <w:r>
-              <w:rPr>
-                <w:rFonts w:ascii="Consolas" w:hAnsi="Consolas"/>
-                <w:sz w:val="19"/>
-              </w:rPr>
-              <w:t>Autofill/</w:t>
-            </w:r>
-            <w:r>
-              <w:rPr>
-                <w:sz w:val="19"/>
-              </w:rPr>
-              <w:t xml:space="preserve"> = credential actually stolen (the free listing can't distinguish). Include these references in the encrypted export and/or report appendix. Pairs with [5j].</w:t>
+              <w:t>Cat model is unaffected — this is purely the p(breach) input.</w:t>
+            </w:r>
+            <w:r>
+              <w:rPr>
+                <w:sz w:val="19"/>
+              </w:rPr>
+              <w:t xml:space="preserve"> Until decided, the disclaimer + content-fetch prompt (5k) is the interim control.</w:t>
             </w:r>
           </w:p>
         </w:tc>

--- a/security_scanner/docs/OUTSTANDING.docx
+++ b/security_scanner/docs/OUTSTANDING.docx
@@ -568,7 +568,33 @@
               <w:rPr>
                 <w:sz w:val="19"/>
               </w:rPr>
-              <w:t xml:space="preserve"> from SQLite-on-Render to Cloud SQL Postgres.</w:t>
+              <w:t xml:space="preserve"> from SQLite-on-Render to Cloud SQL Postgres. </w:t>
+            </w:r>
+            <w:r>
+              <w:rPr>
+                <w:b/>
+                <w:sz w:val="19"/>
+              </w:rPr>
+              <w:t>Now also load-bearing for the encrypted-export enrichment (5j/5k):</w:t>
+            </w:r>
+            <w:r>
+              <w:rPr>
+                <w:sz w:val="19"/>
+              </w:rPr>
+              <w:t xml:space="preserve"> the export pulls recency dates + IntelX leak-refs from the domain's last scan, but Render's free-tier disk is </w:t>
+            </w:r>
+            <w:r>
+              <w:rPr>
+                <w:b/>
+                <w:sz w:val="19"/>
+              </w:rPr>
+              <w:t>ephemeral and wipes `scans.db` on every deploy</w:t>
+            </w:r>
+            <w:r>
+              <w:rPr>
+                <w:sz w:val="19"/>
+              </w:rPr>
+              <w:t xml:space="preserve"> — so a scan→deploy→export sequence silently drops the dates/leak-refs (export still returns credentials, just un-clustered). Persistent DB removes this. Interim: re-scan before exporting if a deploy has occurred.</w:t>
             </w:r>
           </w:p>
         </w:tc>

--- a/security_scanner/docs/OUTSTANDING.docx
+++ b/security_scanner/docs/OUTSTANDING.docx
@@ -3693,7 +3693,20 @@
               <w:rPr>
                 <w:sz w:val="19"/>
               </w:rPr>
-              <w:t xml:space="preserve"> Until decided, the disclaimer + content-fetch prompt (5k) is the interim control.</w:t>
+              <w:t xml:space="preserve"> Until decided, the disclaimer + content-fetch prompt (5k) is the interim control. </w:t>
+            </w:r>
+            <w:r>
+              <w:rPr>
+                <w:b/>
+                <w:sz w:val="19"/>
+              </w:rPr>
+              <w:t>Design pre-read for the 2026-06-03 FIN-9 calibration session: `docs/credential_confidence_pbreach_design.md`</w:t>
+            </w:r>
+            <w:r>
+              <w:rPr>
+                <w:sz w:val="19"/>
+              </w:rPr>
+              <w:t xml:space="preserve"> (current wiring, the model, the K1-K7 calibration knobs, and the empirical anchors that set them).</w:t>
             </w:r>
           </w:p>
         </w:tc>

--- a/security_scanner/docs/OUTSTANDING.docx
+++ b/security_scanner/docs/OUTSTANDING.docx
@@ -4390,6 +4390,951 @@
           <w:color w:val="0F2744"/>
           <w:sz w:val="28"/>
         </w:rPr>
+        <w:t>6b. FIN-9 calibration inputs — financial-loss impact of the 2026-06-03 accuracy waves</w:t>
+      </w:r>
+    </w:p>
+    <w:p>
+      <w:r>
+        <w:rPr>
+          <w:b/>
+        </w:rPr>
+        <w:t>Why this matters for the FIN-9 session.</w:t>
+      </w:r>
+      <w:r>
+        <w:t xml:space="preserve"> Wave 1 wired </w:t>
+      </w:r>
+      <w:r>
+        <w:rPr>
+          <w:rFonts w:ascii="Consolas" w:hAnsi="Consolas"/>
+          <w:sz w:val="18"/>
+        </w:rPr>
+        <w:t>cat_results["_overall_score"]</w:t>
+      </w:r>
+    </w:p>
+    <w:p>
+      <w:r>
+        <w:t xml:space="preserve">into the FinancialImpactCalculator for the FIRST time in production — </w:t>
+      </w:r>
+      <w:r>
+        <w:rPr>
+          <w:rFonts w:ascii="Consolas" w:hAnsi="Consolas"/>
+          <w:sz w:val="18"/>
+        </w:rPr>
+        <w:t>vulnerability</w:t>
+      </w:r>
+    </w:p>
+    <w:p>
+      <w:r>
+        <w:t>now couples to the real posture score (was permanently pinned at 0.5). Combined with</w:t>
+      </w:r>
+    </w:p>
+    <w:p>
+      <w:r>
+        <w:t>the de-inflation from the other waves (SSL no longer auto-"Invalid" −40, DNSBL no longer</w:t>
+      </w:r>
+    </w:p>
+    <w:p>
+      <w:r>
+        <w:t>auto-"blacklisted", Exposed-Admin 403-inversion gone, phantom F5-WAF and fabricated</w:t>
+      </w:r>
+    </w:p>
+    <w:p>
+      <w:r>
+        <w:t>CVE ASN/geo removed, HTTP-headers no longer false-penalised off a 403 block page), the</w:t>
+      </w:r>
+    </w:p>
+    <w:p>
+      <w:r>
+        <w:t xml:space="preserve">financial-loss </w:t>
+      </w:r>
+      <w:r>
+        <w:rPr>
+          <w:b/>
+        </w:rPr>
+        <w:t>inputs changed materially</w:t>
+      </w:r>
+      <w:r>
+        <w:t>. Worked example: a fixed-code production</w:t>
+      </w:r>
+    </w:p>
+    <w:p>
+      <w:r>
+        <w:t xml:space="preserve">scan of phishield.com now scores </w:t>
+      </w:r>
+      <w:r>
+        <w:rPr>
+          <w:b/>
+        </w:rPr>
+        <w:t>169 (Low)</w:t>
+      </w:r>
+      <w:r>
+        <w:t xml:space="preserve"> vs </w:t>
+      </w:r>
+      <w:r>
+        <w:rPr>
+          <w:b/>
+        </w:rPr>
+        <w:t>381 (Medium)</w:t>
+      </w:r>
+      <w:r>
+        <w:t xml:space="preserve"> pre-fix, so its</w:t>
+      </w:r>
+    </w:p>
+    <w:p>
+      <w:r>
+        <w:rPr>
+          <w:rFonts w:ascii="Consolas" w:hAnsi="Consolas"/>
+          <w:sz w:val="18"/>
+        </w:rPr>
+        <w:t>p_breach</w:t>
+      </w:r>
+      <w:r>
+        <w:t>, expected loss and every Monte-Carlo return-period tail shift accordingly.</w:t>
+      </w:r>
+    </w:p>
+    <w:p>
+      <w:r>
+        <w:rPr>
+          <w:b/>
+        </w:rPr>
+        <w:t>Consequence:</w:t>
+      </w:r>
+      <w:r>
+        <w:t xml:space="preserve"> the FIN-9 Pareto widening (and the 5L credential-confidence work) must</w:t>
+      </w:r>
+    </w:p>
+    <w:p>
+      <w:r>
+        <w:t xml:space="preserve">anchor to the </w:t>
+      </w:r>
+      <w:r>
+        <w:rPr>
+          <w:b/>
+        </w:rPr>
+        <w:t>corrected post-fix loss baseline</w:t>
+      </w:r>
+      <w:r>
+        <w:t>, not the old inflated one. The</w:t>
+      </w:r>
+    </w:p>
+    <w:p>
+      <w:r>
+        <w:t xml:space="preserve">downstream financial constants below were never empirically validated against </w:t>
+      </w:r>
+      <w:r>
+        <w:rPr>
+          <w:i/>
+        </w:rPr>
+        <w:t>working</w:t>
+      </w:r>
+    </w:p>
+    <w:p>
+      <w:r>
+        <w:t>coupling (the coupling was broken until Wave 1), so they now genuinely need calibration.</w:t>
+      </w:r>
+    </w:p>
+    <w:p>
+      <w:r>
+        <w:rPr>
+          <w:b/>
+        </w:rPr>
+        <w:t>Parameters to calibrate (anchor to DBIR / Mandiant M-Trends / IBM CoDB / Sophos SA + colleague judgement):</w:t>
+      </w:r>
+    </w:p>
+    <w:tbl>
+      <w:tblPr>
+        <w:tblW w:type="auto" w:w="0"/>
+        <w:jc w:val="center"/>
+        <w:tblLayout w:type="autofit"/>
+        <w:tblLook w:firstColumn="1" w:firstRow="1" w:lastColumn="0" w:lastRow="0" w:noHBand="0" w:noVBand="1" w:val="04A0"/>
+      </w:tblPr>
+      <w:tblGrid>
+        <w:gridCol w:w="3324"/>
+        <w:gridCol w:w="3324"/>
+        <w:gridCol w:w="3324"/>
+      </w:tblGrid>
+      <w:tr>
+        <w:tc>
+          <w:tcPr>
+            <w:tcW w:type="dxa" w:w="3324"/>
+            <w:shd w:val="clear" w:color="auto" w:fill="0F2744"/>
+          </w:tcPr>
+          <w:p>
+            <w:r>
+              <w:rPr>
+                <w:b/>
+                <w:color w:val="FFFFFF"/>
+                <w:sz w:val="19"/>
+              </w:rPr>
+            </w:r>
+            <w:r>
+              <w:rPr>
+                <w:b/>
+                <w:color w:val="FFFFFF"/>
+                <w:sz w:val="19"/>
+              </w:rPr>
+              <w:t>Parameter</w:t>
+            </w:r>
+          </w:p>
+        </w:tc>
+        <w:tc>
+          <w:tcPr>
+            <w:tcW w:type="dxa" w:w="3324"/>
+            <w:shd w:val="clear" w:color="auto" w:fill="0F2744"/>
+          </w:tcPr>
+          <w:p>
+            <w:r>
+              <w:rPr>
+                <w:b/>
+                <w:color w:val="FFFFFF"/>
+                <w:sz w:val="19"/>
+              </w:rPr>
+            </w:r>
+            <w:r>
+              <w:rPr>
+                <w:b/>
+                <w:color w:val="FFFFFF"/>
+                <w:sz w:val="19"/>
+              </w:rPr>
+              <w:t>Where</w:t>
+            </w:r>
+          </w:p>
+        </w:tc>
+        <w:tc>
+          <w:tcPr>
+            <w:tcW w:type="dxa" w:w="3324"/>
+            <w:shd w:val="clear" w:color="auto" w:fill="0F2744"/>
+          </w:tcPr>
+          <w:p>
+            <w:r>
+              <w:rPr>
+                <w:b/>
+                <w:color w:val="FFFFFF"/>
+                <w:sz w:val="19"/>
+              </w:rPr>
+            </w:r>
+            <w:r>
+              <w:rPr>
+                <w:b/>
+                <w:color w:val="FFFFFF"/>
+                <w:sz w:val="19"/>
+              </w:rPr>
+              <w:t>Why it now needs calibration</w:t>
+            </w:r>
+          </w:p>
+        </w:tc>
+      </w:tr>
+      <w:tr>
+        <w:tc>
+          <w:tcPr>
+            <w:tcW w:type="dxa" w:w="3324"/>
+          </w:tcPr>
+          <w:p>
+            <w:r>
+              <w:rPr>
+                <w:sz w:val="19"/>
+              </w:rPr>
+            </w:r>
+            <w:r>
+              <w:rPr>
+                <w:rFonts w:ascii="Consolas" w:hAnsi="Consolas"/>
+                <w:sz w:val="19"/>
+              </w:rPr>
+              <w:t>vulnerability</w:t>
+            </w:r>
+            <w:r>
+              <w:rPr>
+                <w:sz w:val="19"/>
+              </w:rPr>
+              <w:t xml:space="preserve"> ← </w:t>
+            </w:r>
+            <w:r>
+              <w:rPr>
+                <w:rFonts w:ascii="Consolas" w:hAnsi="Consolas"/>
+                <w:sz w:val="19"/>
+              </w:rPr>
+              <w:t>_overall_score</w:t>
+            </w:r>
+            <w:r>
+              <w:rPr>
+                <w:sz w:val="19"/>
+              </w:rPr>
+              <w:t xml:space="preserve"> mapping, and the </w:t>
+            </w:r>
+            <w:r>
+              <w:rPr>
+                <w:rFonts w:ascii="Consolas" w:hAnsi="Consolas"/>
+                <w:sz w:val="19"/>
+              </w:rPr>
+              <w:t>0.3</w:t>
+            </w:r>
+            <w:r>
+              <w:rPr>
+                <w:sz w:val="19"/>
+              </w:rPr>
+              <w:t xml:space="preserve"> in </w:t>
+            </w:r>
+            <w:r>
+              <w:rPr>
+                <w:rFonts w:ascii="Consolas" w:hAnsi="Consolas"/>
+                <w:sz w:val="19"/>
+              </w:rPr>
+              <w:t>p_breach = vulnerability × TEF × 0.3</w:t>
+            </w:r>
+          </w:p>
+        </w:tc>
+        <w:tc>
+          <w:tcPr>
+            <w:tcW w:type="dxa" w:w="3324"/>
+          </w:tcPr>
+          <w:p>
+            <w:r>
+              <w:rPr>
+                <w:sz w:val="19"/>
+              </w:rPr>
+            </w:r>
+            <w:r>
+              <w:rPr>
+                <w:rFonts w:ascii="Consolas" w:hAnsi="Consolas"/>
+                <w:sz w:val="19"/>
+              </w:rPr>
+              <w:t>scoring_analytics.py</w:t>
+            </w:r>
+            <w:r>
+              <w:rPr>
+                <w:sz w:val="19"/>
+              </w:rPr>
+              <w:t xml:space="preserve"> (~L2099)</w:t>
+            </w:r>
+          </w:p>
+        </w:tc>
+        <w:tc>
+          <w:tcPr>
+            <w:tcW w:type="dxa" w:w="3324"/>
+          </w:tcPr>
+          <w:p>
+            <w:r>
+              <w:rPr>
+                <w:sz w:val="19"/>
+              </w:rPr>
+            </w:r>
+            <w:r>
+              <w:rPr>
+                <w:sz w:val="19"/>
+              </w:rPr>
+              <w:t xml:space="preserve">coupling is live for the first time; neither the curve nor the </w:t>
+            </w:r>
+            <w:r>
+              <w:rPr>
+                <w:rFonts w:ascii="Consolas" w:hAnsi="Consolas"/>
+                <w:sz w:val="19"/>
+              </w:rPr>
+              <w:t>0.3</w:t>
+            </w:r>
+            <w:r>
+              <w:rPr>
+                <w:sz w:val="19"/>
+              </w:rPr>
+              <w:t xml:space="preserve"> was ever validated against real scores</w:t>
+            </w:r>
+          </w:p>
+        </w:tc>
+      </w:tr>
+      <w:tr>
+        <w:tc>
+          <w:tcPr>
+            <w:tcW w:type="dxa" w:w="3324"/>
+            <w:shd w:val="clear" w:color="auto" w:fill="F2F7FA"/>
+          </w:tcPr>
+          <w:p>
+            <w:r>
+              <w:rPr>
+                <w:sz w:val="19"/>
+              </w:rPr>
+            </w:r>
+            <w:r>
+              <w:rPr>
+                <w:sz w:val="19"/>
+              </w:rPr>
+              <w:t xml:space="preserve">credential → p(breach) contribution (replaces </w:t>
+            </w:r>
+            <w:r>
+              <w:rPr>
+                <w:rFonts w:ascii="Consolas" w:hAnsi="Consolas"/>
+                <w:sz w:val="19"/>
+              </w:rPr>
+              <w:t>dehashed_total × 2</w:t>
+            </w:r>
+            <w:r>
+              <w:rPr>
+                <w:sz w:val="19"/>
+              </w:rPr>
+              <w:t>, ~L669)</w:t>
+            </w:r>
+          </w:p>
+        </w:tc>
+        <w:tc>
+          <w:tcPr>
+            <w:tcW w:type="dxa" w:w="3324"/>
+            <w:shd w:val="clear" w:color="auto" w:fill="F2F7FA"/>
+          </w:tcPr>
+          <w:p>
+            <w:r>
+              <w:rPr>
+                <w:sz w:val="19"/>
+              </w:rPr>
+            </w:r>
+            <w:r>
+              <w:rPr>
+                <w:sz w:val="19"/>
+              </w:rPr>
+              <w:t xml:space="preserve">5L / pre-read </w:t>
+            </w:r>
+            <w:r>
+              <w:rPr>
+                <w:b/>
+                <w:sz w:val="19"/>
+              </w:rPr>
+              <w:t>K1–K7</w:t>
+            </w:r>
+          </w:p>
+        </w:tc>
+        <w:tc>
+          <w:tcPr>
+            <w:tcW w:type="dxa" w:w="3324"/>
+            <w:shd w:val="clear" w:color="auto" w:fill="F2F7FA"/>
+          </w:tcPr>
+          <w:p>
+            <w:r>
+              <w:rPr>
+                <w:sz w:val="19"/>
+              </w:rPr>
+            </w:r>
+            <w:r>
+              <w:rPr>
+                <w:sz w:val="19"/>
+              </w:rPr>
+              <w:t>the confidence-weighted credential class (</w:t>
+            </w:r>
+            <w:r>
+              <w:rPr>
+                <w:rFonts w:ascii="Consolas" w:hAnsi="Consolas"/>
+                <w:sz w:val="19"/>
+              </w:rPr>
+              <w:t>docs/credential_confidence_pbreach_design.md</w:t>
+            </w:r>
+            <w:r>
+              <w:rPr>
+                <w:sz w:val="19"/>
+              </w:rPr>
+              <w:t>)</w:t>
+            </w:r>
+          </w:p>
+        </w:tc>
+      </w:tr>
+      <w:tr>
+        <w:tc>
+          <w:tcPr>
+            <w:tcW w:type="dxa" w:w="3324"/>
+          </w:tcPr>
+          <w:p>
+            <w:r>
+              <w:rPr>
+                <w:sz w:val="19"/>
+              </w:rPr>
+            </w:r>
+            <w:r>
+              <w:rPr>
+                <w:sz w:val="19"/>
+              </w:rPr>
+              <w:t xml:space="preserve">Pareto </w:t>
+            </w:r>
+            <w:r>
+              <w:rPr>
+                <w:b/>
+                <w:sz w:val="19"/>
+              </w:rPr>
+              <w:t>alpha</w:t>
+            </w:r>
+            <w:r>
+              <w:rPr>
+                <w:sz w:val="19"/>
+              </w:rPr>
+              <w:t xml:space="preserve"> + LGB </w:t>
+            </w:r>
+            <w:r>
+              <w:rPr>
+                <w:b/>
+                <w:sz w:val="19"/>
+              </w:rPr>
+              <w:t>mixture weight</w:t>
+            </w:r>
+            <w:r>
+              <w:rPr>
+                <w:sz w:val="19"/>
+              </w:rPr>
+              <w:t xml:space="preserve"> (FIN-9 core)</w:t>
+            </w:r>
+          </w:p>
+        </w:tc>
+        <w:tc>
+          <w:tcPr>
+            <w:tcW w:type="dxa" w:w="3324"/>
+          </w:tcPr>
+          <w:p>
+            <w:r>
+              <w:rPr>
+                <w:sz w:val="19"/>
+              </w:rPr>
+            </w:r>
+            <w:r>
+              <w:rPr>
+                <w:rFonts w:ascii="Consolas" w:hAnsi="Consolas"/>
+                <w:sz w:val="19"/>
+              </w:rPr>
+              <w:t>_calculate_zar</w:t>
+            </w:r>
+          </w:p>
+        </w:tc>
+        <w:tc>
+          <w:tcPr>
+            <w:tcW w:type="dxa" w:w="3324"/>
+          </w:tcPr>
+          <w:p>
+            <w:r>
+              <w:rPr>
+                <w:sz w:val="19"/>
+              </w:rPr>
+            </w:r>
+            <w:r>
+              <w:rPr>
+                <w:sz w:val="19"/>
+              </w:rPr>
+              <w:t>re-anchor to the corrected loss baseline + the MOVEit per-org curve</w:t>
+            </w:r>
+          </w:p>
+        </w:tc>
+      </w:tr>
+      <w:tr>
+        <w:tc>
+          <w:tcPr>
+            <w:tcW w:type="dxa" w:w="3324"/>
+            <w:shd w:val="clear" w:color="auto" w:fill="F2F7FA"/>
+          </w:tcPr>
+          <w:p>
+            <w:r>
+              <w:rPr>
+                <w:sz w:val="19"/>
+              </w:rPr>
+            </w:r>
+            <w:r>
+              <w:rPr>
+                <w:sz w:val="19"/>
+              </w:rPr>
+              <w:t xml:space="preserve">Remediation cap: </w:t>
+            </w:r>
+            <w:r>
+              <w:rPr>
+                <w:rFonts w:ascii="Consolas" w:hAnsi="Consolas"/>
+                <w:sz w:val="19"/>
+              </w:rPr>
+              <w:t>MAX_RSI_REDUCTION_FRACTION=0.15</w:t>
+            </w:r>
+            <w:r>
+              <w:rPr>
+                <w:sz w:val="19"/>
+              </w:rPr>
+              <w:t xml:space="preserve">, </w:t>
+            </w:r>
+            <w:r>
+              <w:rPr>
+                <w:rFonts w:ascii="Consolas" w:hAnsi="Consolas"/>
+                <w:sz w:val="19"/>
+              </w:rPr>
+              <w:t>RSI_RESIDUAL_FLOOR=0.05</w:t>
+            </w:r>
+          </w:p>
+        </w:tc>
+        <w:tc>
+          <w:tcPr>
+            <w:tcW w:type="dxa" w:w="3324"/>
+            <w:shd w:val="clear" w:color="auto" w:fill="F2F7FA"/>
+          </w:tcPr>
+          <w:p>
+            <w:r>
+              <w:rPr>
+                <w:sz w:val="19"/>
+              </w:rPr>
+            </w:r>
+            <w:r>
+              <w:rPr>
+                <w:rFonts w:ascii="Consolas" w:hAnsi="Consolas"/>
+                <w:sz w:val="19"/>
+              </w:rPr>
+              <w:t>scoring_analytics.py</w:t>
+            </w:r>
+            <w:r>
+              <w:rPr>
+                <w:sz w:val="19"/>
+              </w:rPr>
+              <w:t xml:space="preserve"> (Wave 4)</w:t>
+            </w:r>
+          </w:p>
+        </w:tc>
+        <w:tc>
+          <w:tcPr>
+            <w:tcW w:type="dxa" w:w="3324"/>
+            <w:shd w:val="clear" w:color="auto" w:fill="F2F7FA"/>
+          </w:tcPr>
+          <w:p>
+            <w:r>
+              <w:rPr>
+                <w:sz w:val="19"/>
+              </w:rPr>
+            </w:r>
+            <w:r>
+              <w:rPr>
+                <w:sz w:val="19"/>
+              </w:rPr>
+              <w:t>set heuristically in Wave 4; the ~81% modelled loss-cut is now a calibration question, not a bug</w:t>
+            </w:r>
+          </w:p>
+        </w:tc>
+      </w:tr>
+      <w:tr>
+        <w:tc>
+          <w:tcPr>
+            <w:tcW w:type="dxa" w:w="3324"/>
+          </w:tcPr>
+          <w:p>
+            <w:r>
+              <w:rPr>
+                <w:sz w:val="19"/>
+              </w:rPr>
+            </w:r>
+            <w:r>
+              <w:rPr>
+                <w:sz w:val="19"/>
+              </w:rPr>
+              <w:t>TEF industry-targeting multipliers</w:t>
+            </w:r>
+          </w:p>
+        </w:tc>
+        <w:tc>
+          <w:tcPr>
+            <w:tcW w:type="dxa" w:w="3324"/>
+          </w:tcPr>
+          <w:p>
+            <w:r>
+              <w:rPr>
+                <w:sz w:val="19"/>
+              </w:rPr>
+            </w:r>
+            <w:r>
+              <w:rPr>
+                <w:rFonts w:ascii="Consolas" w:hAnsi="Consolas"/>
+                <w:sz w:val="19"/>
+              </w:rPr>
+              <w:t>scoring_analytics.py</w:t>
+            </w:r>
+          </w:p>
+        </w:tc>
+        <w:tc>
+          <w:tcPr>
+            <w:tcW w:type="dxa" w:w="3324"/>
+          </w:tcPr>
+          <w:p>
+            <w:r>
+              <w:rPr>
+                <w:sz w:val="19"/>
+              </w:rPr>
+            </w:r>
+            <w:r>
+              <w:rPr>
+                <w:sz w:val="19"/>
+              </w:rPr>
+              <w:t>how often each industry is targeted</w:t>
+            </w:r>
+          </w:p>
+        </w:tc>
+      </w:tr>
+      <w:tr>
+        <w:tc>
+          <w:tcPr>
+            <w:tcW w:type="dxa" w:w="3324"/>
+            <w:shd w:val="clear" w:color="auto" w:fill="F2F7FA"/>
+          </w:tcPr>
+          <w:p>
+            <w:r>
+              <w:rPr>
+                <w:sz w:val="19"/>
+              </w:rPr>
+            </w:r>
+            <w:r>
+              <w:rPr>
+                <w:sz w:val="19"/>
+              </w:rPr>
+              <w:t xml:space="preserve">HIBP scenario </w:t>
+            </w:r>
+            <w:r>
+              <w:rPr>
+                <w:rFonts w:ascii="Consolas" w:hAnsi="Consolas"/>
+                <w:sz w:val="19"/>
+              </w:rPr>
+              <w:t>p_breach</w:t>
+            </w:r>
+            <w:r>
+              <w:rPr>
+                <w:sz w:val="19"/>
+              </w:rPr>
+              <w:t xml:space="preserve"> step thresholds (0.35 / 0.20 / 0.08)</w:t>
+            </w:r>
+          </w:p>
+        </w:tc>
+        <w:tc>
+          <w:tcPr>
+            <w:tcW w:type="dxa" w:w="3324"/>
+            <w:shd w:val="clear" w:color="auto" w:fill="F2F7FA"/>
+          </w:tcPr>
+          <w:p>
+            <w:r>
+              <w:rPr>
+                <w:sz w:val="19"/>
+              </w:rPr>
+            </w:r>
+            <w:r>
+              <w:rPr>
+                <w:rFonts w:ascii="Consolas" w:hAnsi="Consolas"/>
+                <w:sz w:val="19"/>
+              </w:rPr>
+              <w:t>scoring_analytics.py:1664</w:t>
+            </w:r>
+          </w:p>
+        </w:tc>
+        <w:tc>
+          <w:tcPr>
+            <w:tcW w:type="dxa" w:w="3324"/>
+            <w:shd w:val="clear" w:color="auto" w:fill="F2F7FA"/>
+          </w:tcPr>
+          <w:p>
+            <w:r>
+              <w:rPr>
+                <w:sz w:val="19"/>
+              </w:rPr>
+            </w:r>
+            <w:r>
+              <w:rPr>
+                <w:sz w:val="19"/>
+              </w:rPr>
+              <w:t>heuristic step function</w:t>
+            </w:r>
+          </w:p>
+        </w:tc>
+      </w:tr>
+      <w:tr>
+        <w:tc>
+          <w:tcPr>
+            <w:tcW w:type="dxa" w:w="3324"/>
+          </w:tcPr>
+          <w:p>
+            <w:r>
+              <w:rPr>
+                <w:sz w:val="19"/>
+              </w:rPr>
+            </w:r>
+            <w:r>
+              <w:rPr>
+                <w:rFonts w:ascii="Consolas" w:hAnsi="Consolas"/>
+                <w:sz w:val="19"/>
+              </w:rPr>
+              <w:t>COST_PER_RECORD</w:t>
+            </w:r>
+            <w:r>
+              <w:rPr>
+                <w:sz w:val="19"/>
+              </w:rPr>
+              <w:t xml:space="preserve">, </w:t>
+            </w:r>
+            <w:r>
+              <w:rPr>
+                <w:rFonts w:ascii="Consolas" w:hAnsi="Consolas"/>
+                <w:sz w:val="19"/>
+              </w:rPr>
+              <w:t>REGULATORY_FINE</w:t>
+            </w:r>
+            <w:r>
+              <w:rPr>
+                <w:sz w:val="19"/>
+              </w:rPr>
+              <w:t xml:space="preserve"> tables</w:t>
+            </w:r>
+          </w:p>
+        </w:tc>
+        <w:tc>
+          <w:tcPr>
+            <w:tcW w:type="dxa" w:w="3324"/>
+          </w:tcPr>
+          <w:p>
+            <w:r>
+              <w:rPr>
+                <w:sz w:val="19"/>
+              </w:rPr>
+            </w:r>
+            <w:r>
+              <w:rPr>
+                <w:rFonts w:ascii="Consolas" w:hAnsi="Consolas"/>
+                <w:sz w:val="19"/>
+              </w:rPr>
+              <w:t>scoring_analytics.py</w:t>
+            </w:r>
+          </w:p>
+        </w:tc>
+        <w:tc>
+          <w:tcPr>
+            <w:tcW w:type="dxa" w:w="3324"/>
+          </w:tcPr>
+          <w:p>
+            <w:r>
+              <w:rPr>
+                <w:sz w:val="19"/>
+              </w:rPr>
+            </w:r>
+            <w:r>
+              <w:rPr>
+                <w:sz w:val="19"/>
+              </w:rPr>
+              <w:t>per-industry SA values</w:t>
+            </w:r>
+          </w:p>
+        </w:tc>
+      </w:tr>
+      <w:tr>
+        <w:tc>
+          <w:tcPr>
+            <w:tcW w:type="dxa" w:w="3324"/>
+            <w:shd w:val="clear" w:color="auto" w:fill="F2F7FA"/>
+          </w:tcPr>
+          <w:p>
+            <w:r>
+              <w:rPr>
+                <w:sz w:val="19"/>
+              </w:rPr>
+            </w:r>
+            <w:r>
+              <w:rPr>
+                <w:rFonts w:ascii="Consolas" w:hAnsi="Consolas"/>
+                <w:sz w:val="19"/>
+              </w:rPr>
+              <w:t>K_TAIL = 1.20</w:t>
+            </w:r>
+            <w:r>
+              <w:rPr>
+                <w:sz w:val="19"/>
+              </w:rPr>
+              <w:t xml:space="preserve"> (catastrophe tail widening)</w:t>
+            </w:r>
+          </w:p>
+        </w:tc>
+        <w:tc>
+          <w:tcPr>
+            <w:tcW w:type="dxa" w:w="3324"/>
+            <w:shd w:val="clear" w:color="auto" w:fill="F2F7FA"/>
+          </w:tcPr>
+          <w:p>
+            <w:r>
+              <w:rPr>
+                <w:sz w:val="19"/>
+              </w:rPr>
+            </w:r>
+            <w:r>
+              <w:rPr>
+                <w:rFonts w:ascii="Consolas" w:hAnsi="Consolas"/>
+                <w:sz w:val="19"/>
+              </w:rPr>
+              <w:t>_calculate_zar</w:t>
+            </w:r>
+          </w:p>
+        </w:tc>
+        <w:tc>
+          <w:tcPr>
+            <w:tcW w:type="dxa" w:w="3324"/>
+            <w:shd w:val="clear" w:color="auto" w:fill="F2F7FA"/>
+          </w:tcPr>
+          <w:p>
+            <w:r>
+              <w:rPr>
+                <w:sz w:val="19"/>
+              </w:rPr>
+            </w:r>
+            <w:r>
+              <w:rPr>
+                <w:sz w:val="19"/>
+              </w:rPr>
+              <w:t>heuristic</w:t>
+            </w:r>
+          </w:p>
+        </w:tc>
+      </w:tr>
+    </w:tbl>
+    <w:p/>
+    <w:p>
+      <w:r>
+        <w:rPr>
+          <w:b/>
+        </w:rPr>
+        <w:t>Pre-session action:</w:t>
+      </w:r>
+      <w:r>
+        <w:t xml:space="preserve"> regenerate the reference loss curves on the FIXED code (a clean</w:t>
+      </w:r>
+    </w:p>
+    <w:p>
+      <w:r>
+        <w:t>post-fix scan of takealot + 1–2 references) so the calibration anchors to the corrected</w:t>
+      </w:r>
+    </w:p>
+    <w:p>
+      <w:r>
+        <w:t xml:space="preserve">baseline. </w:t>
+      </w:r>
+      <w:r>
+        <w:rPr>
+          <w:rFonts w:ascii="Consolas" w:hAnsi="Consolas"/>
+          <w:sz w:val="18"/>
+        </w:rPr>
+        <w:t>verify_supply_chain_financial_wiring.py</w:t>
+      </w:r>
+      <w:r>
+        <w:t xml:space="preserve"> confirms wiring but INJECTS scores —</w:t>
+      </w:r>
+    </w:p>
+    <w:p>
+      <w:r>
+        <w:t>use a real fixed-code scan for the magnitudes. (A fixed-code phishield scan is already in</w:t>
+      </w:r>
+    </w:p>
+    <w:p>
+      <w:r>
+        <w:rPr>
+          <w:rFonts w:ascii="Consolas" w:hAnsi="Consolas"/>
+          <w:sz w:val="18"/>
+        </w:rPr>
+        <w:t>test_fixtures/phishield_live.json</w:t>
+      </w:r>
+      <w:r>
+        <w:t>.)</w:t>
+      </w:r>
+    </w:p>
+    <w:p>
+      <w:pPr>
+        <w:spacing w:before="280" w:after="80"/>
+      </w:pPr>
+      <w:r>
+        <w:rPr>
+          <w:b/>
+          <w:color w:val="0F2744"/>
+          <w:sz w:val="28"/>
+        </w:rPr>
         <w:t>7. Documentation / artifacts</w:t>
       </w:r>
     </w:p>

--- a/security_scanner/docs/OUTSTANDING.docx
+++ b/security_scanner/docs/OUTSTANDING.docx
@@ -5275,6 +5275,76 @@
           </w:p>
         </w:tc>
       </w:tr>
+      <w:tr>
+        <w:tc>
+          <w:tcPr>
+            <w:tcW w:type="dxa" w:w="3324"/>
+          </w:tcPr>
+          <w:p>
+            <w:r>
+              <w:rPr>
+                <w:sz w:val="19"/>
+              </w:rPr>
+            </w:r>
+            <w:r>
+              <w:rPr>
+                <w:sz w:val="19"/>
+              </w:rPr>
+              <w:t xml:space="preserve">Risk-level bands </w:t>
+            </w:r>
+            <w:r>
+              <w:rPr>
+                <w:rFonts w:ascii="Consolas" w:hAnsi="Consolas"/>
+                <w:sz w:val="19"/>
+              </w:rPr>
+              <w:t>200 / 400 / 600</w:t>
+            </w:r>
+            <w:r>
+              <w:rPr>
+                <w:sz w:val="19"/>
+              </w:rPr>
+              <w:t xml:space="preserve"> (Low/Med/High/Crit on the 0-1000 score)</w:t>
+            </w:r>
+          </w:p>
+        </w:tc>
+        <w:tc>
+          <w:tcPr>
+            <w:tcW w:type="dxa" w:w="3324"/>
+          </w:tcPr>
+          <w:p>
+            <w:r>
+              <w:rPr>
+                <w:sz w:val="19"/>
+              </w:rPr>
+            </w:r>
+            <w:r>
+              <w:rPr>
+                <w:rFonts w:ascii="Consolas" w:hAnsi="Consolas"/>
+                <w:sz w:val="19"/>
+              </w:rPr>
+              <w:t>scoring_analytics.py:806</w:t>
+            </w:r>
+          </w:p>
+        </w:tc>
+        <w:tc>
+          <w:tcPr>
+            <w:tcW w:type="dxa" w:w="3324"/>
+          </w:tcPr>
+          <w:p>
+            <w:r>
+              <w:rPr>
+                <w:sz w:val="19"/>
+              </w:rPr>
+            </w:r>
+            <w:r>
+              <w:rPr>
+                <w:sz w:val="19"/>
+              </w:rPr>
+              <w:t>fixed even split, set against the OLD inflated distribution; de-inflation lowered scores (phishield 381-&gt;169) so they may now mis-bucket — re-fit to the corrected distribution + align to the calibrated p(breach) tiers</w:t>
+            </w:r>
+          </w:p>
+        </w:tc>
+      </w:tr>
     </w:tbl>
     <w:p/>
     <w:p>

--- a/security_scanner/docs/OUTSTANDING.docx
+++ b/security_scanner/docs/OUTSTANDING.docx
@@ -50,7 +50,7 @@
         <w:t>Last updated</w:t>
       </w:r>
       <w:r>
-        <w:t>: 2026-05-16</w:t>
+        <w:t>: 2026-06-11</w:t>
       </w:r>
     </w:p>
     <w:p>
@@ -674,6 +674,225 @@
                 <w:sz w:val="19"/>
               </w:rPr>
               <w:t>After GCP/Vertex experience accumulated.</w:t>
+            </w:r>
+          </w:p>
+        </w:tc>
+      </w:tr>
+      <w:tr>
+        <w:tc>
+          <w:tcPr>
+            <w:tcW w:type="dxa" w:w="2493"/>
+          </w:tcPr>
+          <w:p>
+            <w:r>
+              <w:rPr>
+                <w:sz w:val="19"/>
+              </w:rPr>
+            </w:r>
+            <w:r>
+              <w:rPr>
+                <w:b/>
+                <w:sz w:val="19"/>
+              </w:rPr>
+              <w:t>Enable API auth (`SCANNER_API_KEY`)</w:t>
+            </w:r>
+          </w:p>
+        </w:tc>
+        <w:tc>
+          <w:tcPr>
+            <w:tcW w:type="dxa" w:w="2493"/>
+          </w:tcPr>
+          <w:p>
+            <w:r>
+              <w:rPr>
+                <w:sz w:val="19"/>
+              </w:rPr>
+            </w:r>
+            <w:r>
+              <w:rPr>
+                <w:sz w:val="19"/>
+              </w:rPr>
+              <w:t>Code shipped 2026-06-11, env var NOT yet set (auth is opt-in / off)</w:t>
+            </w:r>
+          </w:p>
+        </w:tc>
+        <w:tc>
+          <w:tcPr>
+            <w:tcW w:type="dxa" w:w="2493"/>
+          </w:tcPr>
+          <w:p>
+            <w:r>
+              <w:rPr>
+                <w:sz w:val="19"/>
+              </w:rPr>
+            </w:r>
+            <w:r>
+              <w:rPr>
+                <w:sz w:val="19"/>
+              </w:rPr>
+              <w:t>Engineering + frontend</w:t>
+            </w:r>
+          </w:p>
+        </w:tc>
+        <w:tc>
+          <w:tcPr>
+            <w:tcW w:type="dxa" w:w="2493"/>
+          </w:tcPr>
+          <w:p>
+            <w:r>
+              <w:rPr>
+                <w:sz w:val="19"/>
+              </w:rPr>
+            </w:r>
+            <w:r>
+              <w:rPr>
+                <w:sz w:val="19"/>
+              </w:rPr>
+              <w:t xml:space="preserve">Set </w:t>
+            </w:r>
+            <w:r>
+              <w:rPr>
+                <w:rFonts w:ascii="Consolas" w:hAnsi="Consolas"/>
+                <w:sz w:val="19"/>
+              </w:rPr>
+              <w:t>SCANNER_API_KEY</w:t>
+            </w:r>
+            <w:r>
+              <w:rPr>
+                <w:sz w:val="19"/>
+              </w:rPr>
+              <w:t xml:space="preserve"> on Render AND add the matching </w:t>
+            </w:r>
+            <w:r>
+              <w:rPr>
+                <w:rFonts w:ascii="Consolas" w:hAnsi="Consolas"/>
+                <w:sz w:val="19"/>
+              </w:rPr>
+              <w:t>X-Api-Key</w:t>
+            </w:r>
+            <w:r>
+              <w:rPr>
+                <w:sz w:val="19"/>
+              </w:rPr>
+              <w:t xml:space="preserve"> header to the Vercel frontend's calls to </w:t>
+            </w:r>
+            <w:r>
+              <w:rPr>
+                <w:rFonts w:ascii="Consolas" w:hAnsi="Consolas"/>
+                <w:sz w:val="19"/>
+              </w:rPr>
+              <w:t>/api/scan</w:t>
+            </w:r>
+            <w:r>
+              <w:rPr>
+                <w:sz w:val="19"/>
+              </w:rPr>
+              <w:t xml:space="preserve">, </w:t>
+            </w:r>
+            <w:r>
+              <w:rPr>
+                <w:rFonts w:ascii="Consolas" w:hAnsi="Consolas"/>
+                <w:sz w:val="19"/>
+              </w:rPr>
+              <w:t>/api/preflight</w:t>
+            </w:r>
+            <w:r>
+              <w:rPr>
+                <w:sz w:val="19"/>
+              </w:rPr>
+              <w:t xml:space="preserve">, </w:t>
+            </w:r>
+            <w:r>
+              <w:rPr>
+                <w:rFonts w:ascii="Consolas" w:hAnsi="Consolas"/>
+                <w:sz w:val="19"/>
+              </w:rPr>
+              <w:t>/api/credential-export</w:t>
+            </w:r>
+            <w:r>
+              <w:rPr>
+                <w:sz w:val="19"/>
+              </w:rPr>
+              <w:t>, balance endpoints. Order matters: frontend first or simultaneously, else scans 401. Rate limiting (per-IP, env-tunable) is already live and needs nothing.</w:t>
+            </w:r>
+          </w:p>
+        </w:tc>
+      </w:tr>
+      <w:tr>
+        <w:tc>
+          <w:tcPr>
+            <w:tcW w:type="dxa" w:w="2493"/>
+            <w:shd w:val="clear" w:color="auto" w:fill="F2F7FA"/>
+          </w:tcPr>
+          <w:p>
+            <w:r>
+              <w:rPr>
+                <w:sz w:val="19"/>
+              </w:rPr>
+            </w:r>
+            <w:r>
+              <w:rPr>
+                <w:b/>
+                <w:sz w:val="19"/>
+              </w:rPr>
+              <w:t>`vendor_breaches.json` `marketo` row</w:t>
+            </w:r>
+          </w:p>
+        </w:tc>
+        <w:tc>
+          <w:tcPr>
+            <w:tcW w:type="dxa" w:w="2493"/>
+            <w:shd w:val="clear" w:color="auto" w:fill="F2F7FA"/>
+          </w:tcPr>
+          <w:p>
+            <w:r>
+              <w:rPr>
+                <w:sz w:val="19"/>
+              </w:rPr>
+            </w:r>
+            <w:r>
+              <w:rPr>
+                <w:sz w:val="19"/>
+              </w:rPr>
+              <w:t>Exits the 5-yr lookback ~2026-06-21</w:t>
+            </w:r>
+          </w:p>
+        </w:tc>
+        <w:tc>
+          <w:tcPr>
+            <w:tcW w:type="dxa" w:w="2493"/>
+            <w:shd w:val="clear" w:color="auto" w:fill="F2F7FA"/>
+          </w:tcPr>
+          <w:p>
+            <w:r>
+              <w:rPr>
+                <w:sz w:val="19"/>
+              </w:rPr>
+            </w:r>
+            <w:r>
+              <w:rPr>
+                <w:sz w:val="19"/>
+              </w:rPr>
+              <w:t>Engineering</w:t>
+            </w:r>
+          </w:p>
+        </w:tc>
+        <w:tc>
+          <w:tcPr>
+            <w:tcW w:type="dxa" w:w="2493"/>
+            <w:shd w:val="clear" w:color="auto" w:fill="F2F7FA"/>
+          </w:tcPr>
+          <w:p>
+            <w:r>
+              <w:rPr>
+                <w:sz w:val="19"/>
+              </w:rPr>
+            </w:r>
+            <w:r>
+              <w:rPr>
+                <w:sz w:val="19"/>
+              </w:rPr>
+              <w:t>Refresh or prune deliberately; the wiring gate warns until then.</w:t>
             </w:r>
           </w:p>
         </w:tc>
@@ -1924,10 +2143,10 @@
         <w:rPr>
           <w:b/>
         </w:rPr>
-        <w:t>Action (before 2026-06-03 calibration test):</w:t>
+        <w:t>DONE (2026-06-01):</w:t>
       </w:r>
       <w:r>
-        <w:t xml:space="preserve"> add </w:t>
+        <w:t xml:space="preserve"> </w:t>
       </w:r>
       <w:r>
         <w:rPr>
@@ -1937,36 +2156,27 @@
         <w:t>INTELX_API_KEY</w:t>
       </w:r>
       <w:r>
-        <w:t xml:space="preserve"> to</w:t>
+        <w:t xml:space="preserve"> (and </w:t>
+      </w:r>
+      <w:r>
+        <w:rPr>
+          <w:rFonts w:ascii="Consolas" w:hAnsi="Consolas"/>
+          <w:sz w:val="18"/>
+        </w:rPr>
+        <w:t>SHODAN_API_KEY</w:t>
+      </w:r>
+      <w:r>
+        <w:t>) are set on</w:t>
       </w:r>
     </w:p>
     <w:p>
       <w:r>
-        <w:t xml:space="preserve">  </w:t>
-      </w:r>
-      <w:r>
-        <w:rPr>
-          <w:b/>
-        </w:rPr>
-        <w:t>Render</w:t>
-      </w:r>
-      <w:r>
-        <w:t xml:space="preserve"> (it's currently set locally but NOT on Render — that's why prod</w:t>
+        <w:t xml:space="preserve">  Render — prod now carries the IntelX/forum signal. The *paid-tier upgrade</w:t>
       </w:r>
     </w:p>
     <w:p>
       <w:r>
-        <w:t xml:space="preserve">  has no IntelX/forum signal while local does). This makes the credential</w:t>
-      </w:r>
-    </w:p>
-    <w:p>
-      <w:r>
-        <w:t xml:space="preserve">  correlation's signal-4 active on prod for Wednesday's supply-chain</w:t>
-      </w:r>
-    </w:p>
-    <w:p>
-      <w:r>
-        <w:t xml:space="preserve">  calibration run.</w:t>
+        <w:t xml:space="preserve">  decision* (Shodan Freelancer, IntelX replacement) remains open above.</w:t>
       </w:r>
     </w:p>
     <w:p>
@@ -4391,6 +4601,114 @@
           <w:sz w:val="28"/>
         </w:rPr>
         <w:t>6b. FIN-9 calibration inputs — financial-loss impact of the 2026-06-03 accuracy waves</w:t>
+      </w:r>
+    </w:p>
+    <w:p>
+      <w:r>
+        <w:t xml:space="preserve">&gt; </w:t>
+      </w:r>
+      <w:r>
+        <w:rPr>
+          <w:b/>
+        </w:rPr>
+        <w:t>STATUS (2026-06-11):</w:t>
+      </w:r>
+      <w:r>
+        <w:t xml:space="preserve"> the 2026-06-03/04 session RETIRED the FIN-9 Pareto</w:t>
+      </w:r>
+    </w:p>
+    <w:p>
+      <w:r>
+        <w:t>&gt; widening; the #14 records-driven cat redesign was wired instead (see</w:t>
+      </w:r>
+    </w:p>
+    <w:p>
+      <w:r>
+        <w:t xml:space="preserve">&gt; </w:t>
+      </w:r>
+      <w:r>
+        <w:rPr>
+          <w:rFonts w:ascii="Consolas" w:hAnsi="Consolas"/>
+          <w:sz w:val="18"/>
+        </w:rPr>
+        <w:t>calibration_prep/07_WIRING_SPEC_AND_HANDOFF.md</w:t>
+      </w:r>
+      <w:r>
+        <w:t xml:space="preserve"> §7 and the FIN-9 memory</w:t>
+      </w:r>
+    </w:p>
+    <w:p>
+      <w:r>
+        <w:t xml:space="preserve">&gt; memo). The dead-USD </w:t>
+      </w:r>
+      <w:r>
+        <w:rPr>
+          <w:rFonts w:ascii="Consolas" w:hAnsi="Consolas"/>
+          <w:sz w:val="18"/>
+        </w:rPr>
+        <w:t>COST_PER_RECORD</w:t>
+      </w:r>
+      <w:r>
+        <w:t xml:space="preserve"> / </w:t>
+      </w:r>
+      <w:r>
+        <w:rPr>
+          <w:rFonts w:ascii="Consolas" w:hAnsi="Consolas"/>
+          <w:sz w:val="18"/>
+        </w:rPr>
+        <w:t>REGULATORY_FINE</w:t>
+      </w:r>
+      <w:r>
+        <w:t xml:space="preserve"> tables listed</w:t>
+      </w:r>
+    </w:p>
+    <w:p>
+      <w:r>
+        <w:t xml:space="preserve">&gt; below have since been </w:t>
+      </w:r>
+      <w:r>
+        <w:rPr>
+          <w:b/>
+        </w:rPr>
+        <w:t>deleted</w:t>
+      </w:r>
+      <w:r>
+        <w:t xml:space="preserve"> from </w:t>
+      </w:r>
+      <w:r>
+        <w:rPr>
+          <w:rFonts w:ascii="Consolas" w:hAnsi="Consolas"/>
+          <w:sz w:val="18"/>
+        </w:rPr>
+        <w:t>scoring_analytics.py</w:t>
+      </w:r>
+      <w:r>
+        <w:t>. Still</w:t>
+      </w:r>
+    </w:p>
+    <w:p>
+      <w:r>
+        <w:t xml:space="preserve">&gt; genuinely open from this table: the </w:t>
+      </w:r>
+      <w:r>
+        <w:rPr>
+          <w:rFonts w:ascii="Consolas" w:hAnsi="Consolas"/>
+          <w:sz w:val="18"/>
+        </w:rPr>
+        <w:t>p_breach</w:t>
+      </w:r>
+      <w:r>
+        <w:t xml:space="preserve"> base/curve sign-off, risk-band</w:t>
+      </w:r>
+    </w:p>
+    <w:p>
+      <w:r>
+        <w:t>&gt; re-fit (200/400/600), TEF multipliers, K_TAIL, HIBP step thresholds,</w:t>
+      </w:r>
+    </w:p>
+    <w:p>
+      <w:r>
+        <w:t>&gt; remediation caps — all colleague-gated.</w:t>
       </w:r>
     </w:p>
     <w:p>

--- a/security_scanner/docs/OUTSTANDING.docx
+++ b/security_scanner/docs/OUTSTANDING.docx
@@ -835,7 +835,7 @@
                 <w:b/>
                 <w:sz w:val="19"/>
               </w:rPr>
-              <w:t>`vendor_breaches.json` `marketo` row</w:t>
+              <w:t>`vendor_breaches.json` — Adobe/Marketo watch item</w:t>
             </w:r>
           </w:p>
         </w:tc>
@@ -854,7 +854,20 @@
               <w:rPr>
                 <w:sz w:val="19"/>
               </w:rPr>
-              <w:t>Exits the 5-yr lookback ~2026-06-21</w:t>
+              <w:t xml:space="preserve">2021 </w:t>
+            </w:r>
+            <w:r>
+              <w:rPr>
+                <w:rFonts w:ascii="Consolas" w:hAnsi="Consolas"/>
+                <w:sz w:val="19"/>
+              </w:rPr>
+              <w:t>marketo</w:t>
+            </w:r>
+            <w:r>
+              <w:rPr>
+                <w:sz w:val="19"/>
+              </w:rPr>
+              <w:t xml:space="preserve"> row PRUNED 2026-06-11 (aged out of the 5-yr lookback; decayed contribution was ~0.5%).</w:t>
             </w:r>
           </w:p>
         </w:tc>
@@ -892,7 +905,33 @@
               <w:rPr>
                 <w:sz w:val="19"/>
               </w:rPr>
-              <w:t>Refresh or prune deliberately; the wiring gate warns until then.</w:t>
+              <w:t xml:space="preserve">WATCH: alleged Adobe breach early-April 2026 (UNC6783, ~13M support tickets via compromised BPO; Marketo Engage plausibly in scope). Confirmed-only DB discipline — add a fresh row with the 2026 date if/when Adobe confirms. Details in </w:t>
+            </w:r>
+            <w:r>
+              <w:rPr>
+                <w:rFonts w:ascii="Consolas" w:hAnsi="Consolas"/>
+                <w:sz w:val="19"/>
+              </w:rPr>
+              <w:t>vendor_breaches.json</w:t>
+            </w:r>
+            <w:r>
+              <w:rPr>
+                <w:sz w:val="19"/>
+              </w:rPr>
+              <w:t xml:space="preserve"> </w:t>
+            </w:r>
+            <w:r>
+              <w:rPr>
+                <w:rFonts w:ascii="Consolas" w:hAnsi="Consolas"/>
+                <w:sz w:val="19"/>
+              </w:rPr>
+              <w:t>_pruned</w:t>
+            </w:r>
+            <w:r>
+              <w:rPr>
+                <w:sz w:val="19"/>
+              </w:rPr>
+              <w:t>.</w:t>
             </w:r>
           </w:p>
         </w:tc>
